--- a/public/files/resume_nattanan.docx
+++ b/public/files/resume_nattanan.docx
@@ -1,6 +1,6 @@
 
 <file path=word/document.xml><?xml version="1.0" encoding="utf-8"?>
-<w:document xmlns:wpc="http://schemas.microsoft.com/office/word/2010/wordprocessingCanvas" xmlns:cx="http://schemas.microsoft.com/office/drawing/2014/chartex" xmlns:cx1="http://schemas.microsoft.com/office/drawing/2015/9/8/chartex" xmlns:cx2="http://schemas.microsoft.com/office/drawing/2015/10/21/chartex" xmlns:cx3="http://schemas.microsoft.com/office/drawing/2016/5/9/chartex" xmlns:cx4="http://schemas.microsoft.com/office/drawing/2016/5/10/chartex" xmlns:cx5="http://schemas.microsoft.com/office/drawing/2016/5/11/chartex" xmlns:cx6="http://schemas.microsoft.com/office/drawing/2016/5/12/chartex" xmlns:cx7="http://schemas.microsoft.com/office/drawing/2016/5/13/chartex" xmlns:cx8="http://schemas.microsoft.com/office/drawing/2016/5/14/chartex" xmlns:mc="http://schemas.openxmlformats.org/markup-compatibility/2006" xmlns:m="http://schemas.openxmlformats.org/officeDocument/2006/math" xmlns:aink="http://schemas.microsoft.com/office/drawing/2016/ink" xmlns:am3d="http://schemas.microsoft.com/office/drawing/2017/model3d" xmlns:oel="http://schemas.microsoft.com/office/2019/extlst" xmlns:r="http://schemas.openxmlformats.org/officeDocument/2006/relationships" xmlns:wp14="http://schemas.microsoft.com/office/word/2010/wordprocessingDrawing" xmlns:wp="http://schemas.openxmlformats.org/drawingml/2006/wordprocessingDrawing" xmlns:wpg="http://schemas.microsoft.com/office/word/2010/wordprocessingGroup" xmlns:wpi="http://schemas.microsoft.com/office/word/2010/wordprocessingInk" xmlns:wps="http://schemas.microsoft.com/office/word/2010/wordprocessingShape" xmlns:o="urn:schemas-microsoft-com:office:office" xmlns:v="urn:schemas-microsoft-com:vml" xmlns:w10="urn:schemas-microsoft-com:office:word" xmlns:w="http://schemas.openxmlformats.org/wordprocessingml/2006/main" xmlns:w14="http://schemas.microsoft.com/office/word/2010/wordml" xmlns:w15="http://schemas.microsoft.com/office/word/2012/wordml" xmlns:w16cei="http://schemas.microsoft.com/office/word/2026/wordml/cei" xmlns:w16cex="http://schemas.microsoft.com/office/word/2018/wordml/cex" xmlns:w16cid="http://schemas.microsoft.com/office/word/2016/wordml/cid" xmlns:w16="http://schemas.microsoft.com/office/word/2018/wordml" xmlns:w16sdtdh="http://schemas.microsoft.com/office/word/2020/wordml/sdtdatahash" xmlns:w16sdtfl="http://schemas.microsoft.com/office/word/2024/wordml/sdtformatlock" xmlns:w16se="http://schemas.microsoft.com/office/word/2015/wordml/symex" xmlns:w16du="http://schemas.microsoft.com/office/word/2023/wordml/word16du" xmlns:wne="http://schemas.microsoft.com/office/word/2006/wordml" mc:Ignorable="w14 w15 w16se w16cid w16 w16cex w16sdtdh w16sdtfl w16du wp14">
+<w:document xmlns:wpc="http://schemas.microsoft.com/office/word/2010/wordprocessingCanvas" xmlns:cx="http://schemas.microsoft.com/office/drawing/2014/chartex" xmlns:cx1="http://schemas.microsoft.com/office/drawing/2015/9/8/chartex" xmlns:cx2="http://schemas.microsoft.com/office/drawing/2015/10/21/chartex" xmlns:cx3="http://schemas.microsoft.com/office/drawing/2016/5/9/chartex" xmlns:cx4="http://schemas.microsoft.com/office/drawing/2016/5/10/chartex" xmlns:cx5="http://schemas.microsoft.com/office/drawing/2016/5/11/chartex" xmlns:cx6="http://schemas.microsoft.com/office/drawing/2016/5/12/chartex" xmlns:cx7="http://schemas.microsoft.com/office/drawing/2016/5/13/chartex" xmlns:cx8="http://schemas.microsoft.com/office/drawing/2016/5/14/chartex" xmlns:mc="http://schemas.openxmlformats.org/markup-compatibility/2006" xmlns:m="http://schemas.openxmlformats.org/officeDocument/2006/math" xmlns:aink="http://schemas.microsoft.com/office/drawing/2016/ink" xmlns:am3d="http://schemas.microsoft.com/office/drawing/2017/model3d" xmlns:oel="http://schemas.microsoft.com/office/2019/extlst" xmlns:r="http://schemas.openxmlformats.org/officeDocument/2006/relationships" xmlns:wp14="http://schemas.microsoft.com/office/word/2010/wordprocessingDrawing" xmlns:wp="http://schemas.openxmlformats.org/drawingml/2006/wordprocessingDrawing" xmlns:wpg="http://schemas.microsoft.com/office/word/2010/wordprocessingGroup" xmlns:wpi="http://schemas.microsoft.com/office/word/2010/wordprocessingInk" xmlns:wps="http://schemas.microsoft.com/office/word/2010/wordprocessingShape" xmlns:o="urn:schemas-microsoft-com:office:office" xmlns:v="urn:schemas-microsoft-com:vml" xmlns:w10="urn:schemas-microsoft-com:office:word" xmlns:w="http://schemas.openxmlformats.org/wordprocessingml/2006/main" xmlns:w14="http://schemas.microsoft.com/office/word/2010/wordml" xmlns:w15="http://schemas.microsoft.com/office/word/2012/wordml" xmlns:w16cex="http://schemas.microsoft.com/office/word/2018/wordml/cex" xmlns:w16cid="http://schemas.microsoft.com/office/word/2016/wordml/cid" xmlns:w16="http://schemas.microsoft.com/office/word/2018/wordml" xmlns:w16sdtdh="http://schemas.microsoft.com/office/word/2020/wordml/sdtdatahash" xmlns:w16sdtfl="http://schemas.microsoft.com/office/word/2024/wordml/sdtformatlock" xmlns:w16se="http://schemas.microsoft.com/office/word/2015/wordml/symex" xmlns:w16du="http://schemas.microsoft.com/office/word/2023/wordml/word16du" xmlns:wne="http://schemas.microsoft.com/office/word/2006/wordml" mc:Ignorable="w14 w15 w16se w16cid w16 w16cex w16sdtdh w16sdtfl w16du wp14">
   <w:body>
     <w:p>
       <w:pPr>
@@ -9,17 +9,17 @@
           <w:rFonts w:ascii="Arial" w:hAnsi="Arial" w:cs="Arial"/>
           <w:b/>
           <w:bCs/>
-          <w:sz w:val="32"/>
-          <w:szCs w:val="32"/>
-        </w:rPr>
-      </w:pPr>
-      <w:r>
-        <w:rPr>
-          <w:rFonts w:ascii="Arial" w:hAnsi="Arial" w:cs="Arial"/>
-          <w:b/>
-          <w:bCs/>
-          <w:sz w:val="32"/>
-          <w:szCs w:val="32"/>
+          <w:sz w:val="28"/>
+          <w:szCs w:val="28"/>
+        </w:rPr>
+      </w:pPr>
+      <w:r>
+        <w:rPr>
+          <w:rFonts w:ascii="Arial" w:hAnsi="Arial" w:cs="Arial"/>
+          <w:b/>
+          <w:bCs/>
+          <w:sz w:val="28"/>
+          <w:szCs w:val="28"/>
         </w:rPr>
         <w:t>Nattanan Jeungtanasirikul</w:t>
       </w:r>
@@ -30,111 +30,111 @@
         <w:jc w:val="center"/>
         <w:rPr>
           <w:rFonts w:ascii="Arial" w:hAnsi="Arial" w:cs="Arial"/>
-          <w:sz w:val="20"/>
-          <w:szCs w:val="20"/>
-        </w:rPr>
-      </w:pPr>
-      <w:r>
-        <w:rPr>
-          <w:rFonts w:ascii="Arial" w:hAnsi="Arial" w:cs="Arial"/>
-          <w:sz w:val="20"/>
-          <w:szCs w:val="20"/>
+          <w:sz w:val="18"/>
+          <w:szCs w:val="18"/>
+        </w:rPr>
+      </w:pPr>
+      <w:r>
+        <w:rPr>
+          <w:rFonts w:ascii="Arial" w:hAnsi="Arial" w:cs="Arial"/>
+          <w:sz w:val="18"/>
+          <w:szCs w:val="18"/>
         </w:rPr>
         <w:t xml:space="preserve">Room </w:t>
       </w:r>
       <w:r>
         <w:rPr>
           <w:rFonts w:ascii="Arial" w:hAnsi="Arial" w:cs="Arial"/>
-          <w:sz w:val="20"/>
-          <w:szCs w:val="20"/>
+          <w:sz w:val="18"/>
+          <w:szCs w:val="18"/>
         </w:rPr>
         <w:t>216</w:t>
       </w:r>
       <w:r>
         <w:rPr>
           <w:rFonts w:ascii="Arial" w:hAnsi="Arial" w:cs="Arial"/>
-          <w:sz w:val="20"/>
-          <w:szCs w:val="20"/>
+          <w:sz w:val="18"/>
+          <w:szCs w:val="18"/>
         </w:rPr>
         <w:t xml:space="preserve">, </w:t>
       </w:r>
       <w:r>
         <w:rPr>
           <w:rFonts w:ascii="Arial" w:hAnsi="Arial" w:cs="Arial"/>
-          <w:sz w:val="20"/>
-          <w:szCs w:val="20"/>
+          <w:sz w:val="18"/>
+          <w:szCs w:val="18"/>
         </w:rPr>
         <w:t>R2</w:t>
       </w:r>
       <w:r>
         <w:rPr>
           <w:rFonts w:ascii="Arial" w:hAnsi="Arial" w:cs="Arial"/>
-          <w:sz w:val="20"/>
-          <w:szCs w:val="20"/>
+          <w:sz w:val="18"/>
+          <w:szCs w:val="18"/>
         </w:rPr>
         <w:t xml:space="preserve"> </w:t>
       </w:r>
       <w:r>
         <w:rPr>
           <w:rFonts w:ascii="Arial" w:hAnsi="Arial" w:cs="Arial"/>
-          <w:sz w:val="20"/>
-          <w:szCs w:val="20"/>
+          <w:sz w:val="18"/>
+          <w:szCs w:val="18"/>
         </w:rPr>
         <w:t>Residences</w:t>
       </w:r>
       <w:r>
         <w:rPr>
           <w:rFonts w:ascii="Arial" w:hAnsi="Arial" w:cs="Arial"/>
-          <w:sz w:val="20"/>
-          <w:szCs w:val="20"/>
+          <w:sz w:val="18"/>
+          <w:szCs w:val="18"/>
         </w:rPr>
         <w:t xml:space="preserve">, </w:t>
       </w:r>
       <w:r>
         <w:rPr>
           <w:rFonts w:ascii="Arial" w:hAnsi="Arial" w:cs="Arial"/>
-          <w:sz w:val="20"/>
-          <w:szCs w:val="20"/>
+          <w:sz w:val="18"/>
+          <w:szCs w:val="18"/>
         </w:rPr>
         <w:t>Charoen Mueang</w:t>
       </w:r>
       <w:r>
         <w:rPr>
           <w:rFonts w:ascii="Arial" w:hAnsi="Arial" w:cs="Arial"/>
-          <w:sz w:val="20"/>
-          <w:szCs w:val="20"/>
+          <w:sz w:val="18"/>
+          <w:szCs w:val="18"/>
         </w:rPr>
         <w:t xml:space="preserve"> </w:t>
       </w:r>
       <w:r>
         <w:rPr>
           <w:rFonts w:ascii="Arial" w:hAnsi="Arial" w:cs="Arial"/>
-          <w:sz w:val="20"/>
-          <w:szCs w:val="20"/>
+          <w:sz w:val="18"/>
+          <w:szCs w:val="18"/>
         </w:rPr>
         <w:t>Rd.</w:t>
       </w:r>
       <w:r>
         <w:rPr>
           <w:rFonts w:ascii="Arial" w:hAnsi="Arial" w:cs="Arial"/>
-          <w:sz w:val="20"/>
-          <w:szCs w:val="20"/>
+          <w:sz w:val="18"/>
+          <w:szCs w:val="18"/>
         </w:rPr>
         <w:t>,</w:t>
       </w:r>
       <w:r>
         <w:rPr>
           <w:rFonts w:ascii="Arial" w:hAnsi="Arial" w:cs="Arial"/>
-          <w:sz w:val="20"/>
-          <w:szCs w:val="20"/>
+          <w:sz w:val="18"/>
+          <w:szCs w:val="18"/>
         </w:rPr>
         <w:t xml:space="preserve"> Rong Mueang,</w:t>
       </w:r>
       <w:r>
         <w:rPr>
           <w:rFonts w:ascii="Arial" w:hAnsi="Arial" w:cs="Arial"/>
-          <w:sz w:val="20"/>
-          <w:szCs w:val="20"/>
+          <w:sz w:val="18"/>
+          <w:szCs w:val="18"/>
         </w:rPr>
         <w:t xml:space="preserve"> Pathum Wan, Bangkok 10330</w:t>
       </w:r>
@@ -145,47 +145,47 @@
         <w:jc w:val="center"/>
         <w:rPr>
           <w:rFonts w:ascii="Arial" w:hAnsi="Arial" w:cs="Arial"/>
-          <w:sz w:val="20"/>
-          <w:szCs w:val="20"/>
-        </w:rPr>
-      </w:pPr>
-      <w:r>
-        <w:rPr>
-          <w:rFonts w:ascii="Arial" w:hAnsi="Arial" w:cs="Arial"/>
-          <w:sz w:val="20"/>
-          <w:szCs w:val="20"/>
+          <w:sz w:val="18"/>
+          <w:szCs w:val="18"/>
+        </w:rPr>
+      </w:pPr>
+      <w:r>
+        <w:rPr>
+          <w:rFonts w:ascii="Arial" w:hAnsi="Arial" w:cs="Arial"/>
+          <w:sz w:val="18"/>
+          <w:szCs w:val="18"/>
         </w:rPr>
         <w:t xml:space="preserve">Tel: </w:t>
       </w:r>
       <w:r>
         <w:rPr>
           <w:rFonts w:ascii="Arial" w:hAnsi="Arial" w:cs="Arial"/>
-          <w:sz w:val="20"/>
-          <w:szCs w:val="20"/>
+          <w:sz w:val="18"/>
+          <w:szCs w:val="18"/>
         </w:rPr>
         <w:t xml:space="preserve">+66 </w:t>
       </w:r>
       <w:r>
         <w:rPr>
           <w:rFonts w:ascii="Arial" w:hAnsi="Arial" w:cs="Arial"/>
-          <w:sz w:val="20"/>
-          <w:szCs w:val="20"/>
+          <w:sz w:val="18"/>
+          <w:szCs w:val="18"/>
         </w:rPr>
         <w:t>62-198-8116 |</w:t>
       </w:r>
       <w:r>
         <w:rPr>
           <w:rFonts w:ascii="Arial" w:hAnsi="Arial" w:cs="Arial"/>
-          <w:sz w:val="20"/>
-          <w:szCs w:val="20"/>
+          <w:sz w:val="18"/>
+          <w:szCs w:val="18"/>
         </w:rPr>
         <w:t xml:space="preserve"> Email:</w:t>
       </w:r>
       <w:r>
         <w:rPr>
           <w:rFonts w:ascii="Arial" w:hAnsi="Arial" w:cs="Arial"/>
-          <w:sz w:val="20"/>
-          <w:szCs w:val="20"/>
+          <w:sz w:val="18"/>
+          <w:szCs w:val="18"/>
         </w:rPr>
         <w:t xml:space="preserve"> </w:t>
       </w:r>
@@ -194,8 +194,8 @@
           <w:rPr>
             <w:rStyle w:val="Hyperlink"/>
             <w:rFonts w:ascii="Arial" w:hAnsi="Arial" w:cs="Arial"/>
-            <w:sz w:val="20"/>
-            <w:szCs w:val="20"/>
+            <w:sz w:val="18"/>
+            <w:szCs w:val="18"/>
           </w:rPr>
           <w:t>jeung.nattanan@gmail.com</w:t>
         </w:r>
@@ -207,15 +207,15 @@
         <w:jc w:val="center"/>
         <w:rPr>
           <w:rFonts w:ascii="Arial" w:hAnsi="Arial" w:cs="Arial"/>
-          <w:sz w:val="20"/>
-          <w:szCs w:val="20"/>
-        </w:rPr>
-      </w:pPr>
-      <w:r>
-        <w:rPr>
-          <w:rFonts w:ascii="Arial" w:hAnsi="Arial" w:cs="Arial"/>
-          <w:sz w:val="20"/>
-          <w:szCs w:val="20"/>
+          <w:sz w:val="18"/>
+          <w:szCs w:val="18"/>
+        </w:rPr>
+      </w:pPr>
+      <w:r>
+        <w:rPr>
+          <w:rFonts w:ascii="Arial" w:hAnsi="Arial" w:cs="Arial"/>
+          <w:sz w:val="18"/>
+          <w:szCs w:val="18"/>
         </w:rPr>
         <w:t xml:space="preserve">GitHub: </w:t>
       </w:r>
@@ -224,8 +224,8 @@
           <w:rPr>
             <w:rStyle w:val="Hyperlink"/>
             <w:rFonts w:ascii="Arial" w:hAnsi="Arial" w:cs="Arial"/>
-            <w:sz w:val="20"/>
-            <w:szCs w:val="20"/>
+            <w:sz w:val="18"/>
+            <w:szCs w:val="18"/>
           </w:rPr>
           <w:t>github.com/KimNattanan</w:t>
         </w:r>
@@ -233,8 +233,8 @@
       <w:r>
         <w:rPr>
           <w:rFonts w:ascii="Arial" w:hAnsi="Arial" w:cs="Arial"/>
-          <w:sz w:val="20"/>
-          <w:szCs w:val="20"/>
+          <w:sz w:val="18"/>
+          <w:szCs w:val="18"/>
         </w:rPr>
         <w:t xml:space="preserve"> | Portfolio: </w:t>
       </w:r>
@@ -243,8 +243,8 @@
           <w:rPr>
             <w:rStyle w:val="Hyperlink"/>
             <w:rFonts w:ascii="Arial" w:hAnsi="Arial" w:cs="Arial"/>
-            <w:sz w:val="20"/>
-            <w:szCs w:val="20"/>
+            <w:sz w:val="18"/>
+            <w:szCs w:val="18"/>
           </w:rPr>
           <w:t>nattanan.kim</w:t>
         </w:r>
@@ -255,96 +255,89 @@
         <w:pBdr>
           <w:bottom w:val="single" w:sz="6" w:space="1" w:color="auto"/>
         </w:pBdr>
-        <w:spacing w:after="0"/>
-        <w:rPr>
-          <w:rFonts w:ascii="Arial" w:hAnsi="Arial" w:cs="Arial"/>
-          <w:b/>
-          <w:bCs/>
-          <w:sz w:val="21"/>
-          <w:szCs w:val="21"/>
-        </w:rPr>
-      </w:pPr>
-      <w:r>
-        <w:rPr>
-          <w:rFonts w:ascii="Arial" w:hAnsi="Arial" w:cs="Arial"/>
-          <w:b/>
-          <w:bCs/>
-          <w:sz w:val="21"/>
-          <w:szCs w:val="21"/>
+        <w:spacing w:after="80"/>
+        <w:rPr>
+          <w:rFonts w:ascii="Arial" w:hAnsi="Arial" w:cs="Arial"/>
+          <w:b/>
+          <w:bCs/>
+          <w:sz w:val="18"/>
+          <w:szCs w:val="18"/>
+        </w:rPr>
+      </w:pPr>
+      <w:r>
+        <w:rPr>
+          <w:rFonts w:ascii="Arial" w:hAnsi="Arial" w:cs="Arial"/>
+          <w:b/>
+          <w:bCs/>
+          <w:sz w:val="18"/>
+          <w:szCs w:val="18"/>
         </w:rPr>
         <w:t>EDUCATION</w:t>
       </w:r>
     </w:p>
     <w:p>
       <w:pPr>
-        <w:spacing w:after="0"/>
-        <w:rPr>
-          <w:rFonts w:ascii="Arial" w:hAnsi="Arial" w:cs="Arial"/>
-          <w:b/>
-          <w:bCs/>
-          <w:sz w:val="12"/>
-          <w:szCs w:val="12"/>
-        </w:rPr>
-      </w:pPr>
-    </w:p>
-    <w:p>
-      <w:pPr>
-        <w:spacing w:after="0"/>
-        <w:rPr>
-          <w:rFonts w:ascii="Arial" w:hAnsi="Arial" w:cs="Arial"/>
-          <w:b/>
-          <w:bCs/>
-          <w:sz w:val="21"/>
-          <w:szCs w:val="21"/>
-        </w:rPr>
-      </w:pPr>
-      <w:r>
-        <w:rPr>
-          <w:rFonts w:ascii="Arial" w:hAnsi="Arial" w:cs="Arial"/>
-          <w:b/>
-          <w:bCs/>
-          <w:sz w:val="21"/>
-          <w:szCs w:val="21"/>
+        <w:pStyle w:val="ListParagraph"/>
+        <w:numPr>
+          <w:ilvl w:val="0"/>
+          <w:numId w:val="13"/>
+        </w:numPr>
+        <w:spacing w:after="280"/>
+        <w:rPr>
+          <w:rFonts w:ascii="Arial" w:hAnsi="Arial" w:cs="Arial"/>
+          <w:b/>
+          <w:bCs/>
+          <w:sz w:val="18"/>
+          <w:szCs w:val="18"/>
+        </w:rPr>
+      </w:pPr>
+      <w:r>
+        <w:rPr>
+          <w:rFonts w:ascii="Arial" w:hAnsi="Arial" w:cs="Arial"/>
+          <w:b/>
+          <w:bCs/>
+          <w:sz w:val="18"/>
+          <w:szCs w:val="18"/>
         </w:rPr>
         <w:t>Chulalongkorn University</w:t>
       </w:r>
       <w:r>
         <w:rPr>
           <w:rFonts w:ascii="Arial" w:hAnsi="Arial" w:cs="Arial"/>
-          <w:sz w:val="21"/>
-          <w:szCs w:val="21"/>
+          <w:sz w:val="18"/>
+          <w:szCs w:val="18"/>
         </w:rPr>
         <w:t xml:space="preserve"> –</w:t>
       </w:r>
       <w:r>
         <w:rPr>
           <w:rFonts w:ascii="Arial" w:hAnsi="Arial" w:cs="Arial"/>
-          <w:sz w:val="21"/>
-          <w:szCs w:val="21"/>
+          <w:sz w:val="18"/>
+          <w:szCs w:val="18"/>
         </w:rPr>
         <w:t xml:space="preserve"> B.Eng. Computer Engineering, 2025 – present | Expected 202</w:t>
       </w:r>
       <w:r>
         <w:rPr>
           <w:rFonts w:ascii="Arial" w:hAnsi="Arial" w:cs="Arial"/>
-          <w:sz w:val="21"/>
-          <w:szCs w:val="21"/>
+          <w:sz w:val="18"/>
+          <w:szCs w:val="18"/>
         </w:rPr>
         <w:t>9</w:t>
       </w:r>
       <w:r>
         <w:rPr>
           <w:rFonts w:ascii="Arial" w:hAnsi="Arial" w:cs="Arial"/>
-          <w:sz w:val="21"/>
-          <w:szCs w:val="21"/>
+          <w:sz w:val="18"/>
+          <w:szCs w:val="18"/>
         </w:rPr>
         <w:t xml:space="preserve">           </w:t>
       </w:r>
       <w:r>
         <w:rPr>
           <w:rFonts w:ascii="Arial" w:hAnsi="Arial" w:cs="Arial"/>
-          <w:sz w:val="21"/>
-          <w:szCs w:val="21"/>
+          <w:sz w:val="18"/>
+          <w:szCs w:val="18"/>
         </w:rPr>
         <w:tab/>
         <w:t xml:space="preserve"> </w:t>
@@ -352,61 +345,49 @@
       <w:r>
         <w:rPr>
           <w:rFonts w:ascii="Arial" w:hAnsi="Arial" w:cs="Arial"/>
-          <w:sz w:val="21"/>
-          <w:szCs w:val="21"/>
+          <w:sz w:val="18"/>
+          <w:szCs w:val="18"/>
         </w:rPr>
         <w:t xml:space="preserve"> </w:t>
       </w:r>
       <w:r>
         <w:rPr>
           <w:rFonts w:ascii="Arial" w:hAnsi="Arial" w:cs="Arial"/>
-          <w:sz w:val="21"/>
-          <w:szCs w:val="21"/>
+          <w:sz w:val="18"/>
+          <w:szCs w:val="18"/>
         </w:rPr>
         <w:t>GPA: 3.</w:t>
       </w:r>
       <w:r>
         <w:rPr>
           <w:rFonts w:ascii="Arial" w:hAnsi="Arial" w:cs="Arial"/>
-          <w:sz w:val="21"/>
-          <w:szCs w:val="21"/>
+          <w:sz w:val="18"/>
+          <w:szCs w:val="18"/>
         </w:rPr>
         <w:t>63</w:t>
       </w:r>
-    </w:p>
-    <w:p>
-      <w:pPr>
-        <w:spacing w:after="0"/>
-        <w:rPr>
-          <w:rFonts w:ascii="Arial" w:hAnsi="Arial" w:cs="Arial"/>
-          <w:b/>
-          <w:bCs/>
-          <w:sz w:val="15"/>
-          <w:szCs w:val="15"/>
-        </w:rPr>
-      </w:pPr>
     </w:p>
     <w:p>
       <w:pPr>
         <w:pBdr>
           <w:bottom w:val="single" w:sz="6" w:space="1" w:color="auto"/>
         </w:pBdr>
-        <w:spacing w:after="0"/>
-        <w:rPr>
-          <w:rFonts w:ascii="Arial" w:hAnsi="Arial" w:cs="Arial"/>
-          <w:b/>
-          <w:bCs/>
-          <w:sz w:val="21"/>
-          <w:szCs w:val="21"/>
-        </w:rPr>
-      </w:pPr>
-      <w:r>
-        <w:rPr>
-          <w:rFonts w:ascii="Arial" w:hAnsi="Arial" w:cs="Arial"/>
-          <w:b/>
-          <w:bCs/>
-          <w:sz w:val="21"/>
-          <w:szCs w:val="21"/>
+        <w:spacing w:after="80"/>
+        <w:rPr>
+          <w:rFonts w:ascii="Arial" w:hAnsi="Arial" w:cs="Arial"/>
+          <w:b/>
+          <w:bCs/>
+          <w:sz w:val="18"/>
+          <w:szCs w:val="18"/>
+        </w:rPr>
+      </w:pPr>
+      <w:r>
+        <w:rPr>
+          <w:rFonts w:ascii="Arial" w:hAnsi="Arial" w:cs="Arial"/>
+          <w:b/>
+          <w:bCs/>
+          <w:sz w:val="18"/>
+          <w:szCs w:val="18"/>
         </w:rPr>
         <w:t>AWARDS</w:t>
       </w:r>
@@ -416,29 +397,17 @@
         <w:spacing w:after="0"/>
         <w:rPr>
           <w:rFonts w:ascii="Arial" w:hAnsi="Arial" w:cs="Arial"/>
-          <w:b/>
-          <w:bCs/>
-          <w:sz w:val="12"/>
-          <w:szCs w:val="12"/>
-        </w:rPr>
-      </w:pPr>
-    </w:p>
-    <w:p>
-      <w:pPr>
-        <w:spacing w:after="0"/>
-        <w:rPr>
-          <w:rFonts w:ascii="Arial" w:hAnsi="Arial" w:cs="Arial"/>
-          <w:sz w:val="21"/>
-          <w:szCs w:val="21"/>
-        </w:rPr>
-      </w:pPr>
-      <w:r>
-        <w:rPr>
-          <w:rFonts w:ascii="Arial" w:hAnsi="Arial" w:cs="Arial"/>
-          <w:b/>
-          <w:bCs/>
-          <w:sz w:val="21"/>
-          <w:szCs w:val="21"/>
+          <w:sz w:val="18"/>
+          <w:szCs w:val="18"/>
+        </w:rPr>
+      </w:pPr>
+      <w:r>
+        <w:rPr>
+          <w:rFonts w:ascii="Arial" w:hAnsi="Arial" w:cs="Arial"/>
+          <w:b/>
+          <w:bCs/>
+          <w:sz w:val="18"/>
+          <w:szCs w:val="18"/>
         </w:rPr>
         <w:t>1</w:t>
       </w:r>
@@ -447,8 +416,8 @@
           <w:rFonts w:ascii="Arial" w:hAnsi="Arial" w:cs="Arial"/>
           <w:b/>
           <w:bCs/>
-          <w:sz w:val="21"/>
-          <w:szCs w:val="21"/>
+          <w:sz w:val="18"/>
+          <w:szCs w:val="18"/>
           <w:vertAlign w:val="superscript"/>
         </w:rPr>
         <w:t>st</w:t>
@@ -458,40 +427,40 @@
           <w:rFonts w:ascii="Arial" w:hAnsi="Arial" w:cs="Arial"/>
           <w:b/>
           <w:bCs/>
-          <w:sz w:val="21"/>
-          <w:szCs w:val="21"/>
+          <w:sz w:val="18"/>
+          <w:szCs w:val="18"/>
         </w:rPr>
         <w:t xml:space="preserve"> Place</w:t>
       </w:r>
       <w:r>
         <w:rPr>
           <w:rFonts w:ascii="Arial" w:hAnsi="Arial" w:cs="Arial"/>
-          <w:sz w:val="21"/>
-          <w:szCs w:val="21"/>
+          <w:sz w:val="18"/>
+          <w:szCs w:val="18"/>
         </w:rPr>
         <w:t xml:space="preserve"> </w:t>
       </w:r>
       <w:r>
         <w:rPr>
           <w:rFonts w:ascii="Arial" w:hAnsi="Arial" w:cs="Arial"/>
-          <w:sz w:val="21"/>
-          <w:szCs w:val="21"/>
+          <w:sz w:val="18"/>
+          <w:szCs w:val="18"/>
         </w:rPr>
         <w:t>-</w:t>
       </w:r>
       <w:r>
         <w:rPr>
           <w:rFonts w:ascii="Arial" w:hAnsi="Arial" w:cs="Arial"/>
-          <w:sz w:val="21"/>
-          <w:szCs w:val="21"/>
+          <w:sz w:val="18"/>
+          <w:szCs w:val="18"/>
         </w:rPr>
         <w:t xml:space="preserve"> The 19</w:t>
       </w:r>
       <w:r>
         <w:rPr>
           <w:rFonts w:ascii="Arial" w:hAnsi="Arial" w:cs="Arial"/>
-          <w:sz w:val="21"/>
-          <w:szCs w:val="21"/>
+          <w:sz w:val="18"/>
+          <w:szCs w:val="18"/>
           <w:vertAlign w:val="superscript"/>
         </w:rPr>
         <w:t>th</w:t>
@@ -499,8 +468,8 @@
       <w:r>
         <w:rPr>
           <w:rFonts w:ascii="Arial" w:hAnsi="Arial" w:cs="Arial"/>
-          <w:sz w:val="21"/>
-          <w:szCs w:val="21"/>
+          <w:sz w:val="18"/>
+          <w:szCs w:val="18"/>
         </w:rPr>
         <w:t xml:space="preserve"> Thailand Olympiad in Informatics (TOI19), 2023</w:t>
       </w:r>
@@ -512,66 +481,46 @@
           <w:ilvl w:val="0"/>
           <w:numId w:val="2"/>
         </w:numPr>
-        <w:spacing w:after="0"/>
-        <w:rPr>
-          <w:rFonts w:ascii="Arial" w:hAnsi="Arial" w:cs="Arial"/>
-        </w:rPr>
-      </w:pPr>
-      <w:r>
+        <w:spacing w:after="280"/>
         <w:rPr>
           <w:rFonts w:ascii="Arial" w:hAnsi="Arial" w:cs="Arial"/>
           <w:sz w:val="21"/>
           <w:szCs w:val="21"/>
         </w:rPr>
+      </w:pPr>
+      <w:r>
+        <w:rPr>
+          <w:rFonts w:ascii="Arial" w:hAnsi="Arial" w:cs="Arial"/>
+          <w:sz w:val="18"/>
+          <w:szCs w:val="18"/>
+        </w:rPr>
         <w:t>National competition in algorithms and programming among high school students.</w:t>
       </w:r>
-    </w:p>
-    <w:p>
-      <w:pPr>
-        <w:spacing w:after="0"/>
-        <w:rPr>
-          <w:rFonts w:ascii="Arial" w:hAnsi="Arial" w:cs="Arial"/>
-          <w:sz w:val="15"/>
-          <w:szCs w:val="15"/>
-        </w:rPr>
-      </w:pPr>
     </w:p>
     <w:p>
       <w:pPr>
         <w:pBdr>
           <w:bottom w:val="single" w:sz="6" w:space="1" w:color="auto"/>
         </w:pBdr>
-        <w:spacing w:after="0"/>
-        <w:rPr>
-          <w:rFonts w:ascii="Arial" w:hAnsi="Arial" w:cs="Arial"/>
-          <w:b/>
-          <w:bCs/>
-          <w:sz w:val="21"/>
-          <w:szCs w:val="21"/>
-        </w:rPr>
-      </w:pPr>
-      <w:r>
-        <w:rPr>
-          <w:rFonts w:ascii="Arial" w:hAnsi="Arial" w:cs="Arial"/>
-          <w:b/>
-          <w:bCs/>
-          <w:sz w:val="21"/>
-          <w:szCs w:val="21"/>
+        <w:spacing w:after="80"/>
+        <w:rPr>
+          <w:rFonts w:ascii="Arial" w:hAnsi="Arial" w:cs="Arial"/>
+          <w:b/>
+          <w:bCs/>
+          <w:sz w:val="18"/>
+          <w:szCs w:val="18"/>
+        </w:rPr>
+      </w:pPr>
+      <w:r>
+        <w:rPr>
+          <w:rFonts w:ascii="Arial" w:hAnsi="Arial" w:cs="Arial"/>
+          <w:b/>
+          <w:bCs/>
+          <w:sz w:val="18"/>
+          <w:szCs w:val="18"/>
         </w:rPr>
         <w:t>SKILLS</w:t>
       </w:r>
-    </w:p>
-    <w:p>
-      <w:pPr>
-        <w:spacing w:after="0"/>
-        <w:rPr>
-          <w:rFonts w:ascii="Arial" w:hAnsi="Arial" w:cs="Arial"/>
-          <w:b/>
-          <w:bCs/>
-          <w:sz w:val="12"/>
-          <w:szCs w:val="12"/>
-        </w:rPr>
-      </w:pPr>
     </w:p>
     <w:p>
       <w:pPr>
@@ -586,31 +535,31 @@
           <w:rFonts w:ascii="Arial" w:hAnsi="Arial" w:cs="Arial"/>
           <w:b/>
           <w:bCs/>
-          <w:sz w:val="21"/>
-          <w:szCs w:val="21"/>
-        </w:rPr>
-      </w:pPr>
-      <w:r>
-        <w:rPr>
-          <w:rFonts w:ascii="Arial" w:hAnsi="Arial" w:cs="Arial"/>
-          <w:sz w:val="21"/>
-          <w:szCs w:val="21"/>
+          <w:sz w:val="18"/>
+          <w:szCs w:val="18"/>
+        </w:rPr>
+      </w:pPr>
+      <w:r>
+        <w:rPr>
+          <w:rFonts w:ascii="Arial" w:hAnsi="Arial" w:cs="Arial"/>
+          <w:sz w:val="18"/>
+          <w:szCs w:val="18"/>
         </w:rPr>
         <w:t>Languages:</w:t>
       </w:r>
       <w:r>
         <w:rPr>
           <w:rFonts w:ascii="Arial" w:hAnsi="Arial" w:cs="Arial"/>
-          <w:sz w:val="21"/>
-          <w:szCs w:val="21"/>
+          <w:sz w:val="18"/>
+          <w:szCs w:val="18"/>
         </w:rPr>
         <w:tab/>
       </w:r>
       <w:r>
         <w:rPr>
           <w:rFonts w:ascii="Arial" w:hAnsi="Arial" w:cs="Cordia New"/>
-          <w:sz w:val="21"/>
-          <w:szCs w:val="21"/>
+          <w:sz w:val="18"/>
+          <w:szCs w:val="18"/>
           <w:cs/>
           <w:lang w:bidi="th-TH"/>
         </w:rPr>
@@ -619,8 +568,8 @@
       <w:r>
         <w:rPr>
           <w:rFonts w:ascii="Arial" w:hAnsi="Arial" w:cs="Cordia New"/>
-          <w:sz w:val="21"/>
-          <w:szCs w:val="21"/>
+          <w:sz w:val="18"/>
+          <w:szCs w:val="18"/>
           <w:cs/>
           <w:lang w:bidi="th-TH"/>
         </w:rPr>
@@ -629,8 +578,8 @@
       <w:r>
         <w:rPr>
           <w:rFonts w:ascii="Arial" w:hAnsi="Arial" w:cs="Cordia New"/>
-          <w:sz w:val="21"/>
-          <w:szCs w:val="21"/>
+          <w:sz w:val="18"/>
+          <w:szCs w:val="18"/>
           <w:lang w:bidi="th-TH"/>
         </w:rPr>
         <w:t>Go, Java</w:t>
@@ -638,40 +587,40 @@
       <w:r>
         <w:rPr>
           <w:rFonts w:ascii="Arial" w:hAnsi="Arial" w:cs="Arial"/>
-          <w:sz w:val="21"/>
-          <w:szCs w:val="21"/>
+          <w:sz w:val="18"/>
+          <w:szCs w:val="18"/>
         </w:rPr>
         <w:t>, Python</w:t>
       </w:r>
       <w:r>
         <w:rPr>
           <w:rFonts w:ascii="Arial" w:hAnsi="Arial" w:cs="Arial"/>
-          <w:sz w:val="21"/>
-          <w:szCs w:val="21"/>
+          <w:sz w:val="18"/>
+          <w:szCs w:val="18"/>
         </w:rPr>
         <w:t>, C++</w:t>
       </w:r>
       <w:r>
         <w:rPr>
           <w:rFonts w:ascii="Arial" w:hAnsi="Arial" w:cs="Arial"/>
-          <w:sz w:val="21"/>
-          <w:szCs w:val="21"/>
+          <w:sz w:val="18"/>
+          <w:szCs w:val="18"/>
         </w:rPr>
         <w:t>, Type</w:t>
       </w:r>
       <w:r>
         <w:rPr>
           <w:rFonts w:ascii="Arial" w:hAnsi="Arial" w:cs="Arial"/>
-          <w:sz w:val="21"/>
-          <w:szCs w:val="21"/>
+          <w:sz w:val="18"/>
+          <w:szCs w:val="18"/>
         </w:rPr>
         <w:t>S</w:t>
       </w:r>
       <w:r>
         <w:rPr>
           <w:rFonts w:ascii="Arial" w:hAnsi="Arial" w:cs="Arial"/>
-          <w:sz w:val="21"/>
-          <w:szCs w:val="21"/>
+          <w:sz w:val="18"/>
+          <w:szCs w:val="18"/>
         </w:rPr>
         <w:t>cript</w:t>
       </w:r>
@@ -689,55 +638,63 @@
           <w:rFonts w:ascii="Arial" w:hAnsi="Arial" w:cs="Arial"/>
           <w:b/>
           <w:bCs/>
-          <w:sz w:val="21"/>
-          <w:szCs w:val="21"/>
-        </w:rPr>
-      </w:pPr>
-      <w:r>
-        <w:rPr>
-          <w:rFonts w:ascii="Arial" w:hAnsi="Arial" w:cs="Arial"/>
-          <w:sz w:val="21"/>
-          <w:szCs w:val="21"/>
+          <w:sz w:val="18"/>
+          <w:szCs w:val="18"/>
+        </w:rPr>
+      </w:pPr>
+      <w:r>
+        <w:rPr>
+          <w:rFonts w:ascii="Arial" w:hAnsi="Arial" w:cs="Arial"/>
+          <w:sz w:val="18"/>
+          <w:szCs w:val="18"/>
         </w:rPr>
         <w:t xml:space="preserve">Libraries / </w:t>
       </w:r>
       <w:r>
         <w:rPr>
           <w:rFonts w:ascii="Arial" w:hAnsi="Arial" w:cs="Arial"/>
-          <w:sz w:val="21"/>
-          <w:szCs w:val="21"/>
+          <w:sz w:val="18"/>
+          <w:szCs w:val="18"/>
         </w:rPr>
         <w:t>Frameworks:</w:t>
       </w:r>
       <w:r>
         <w:rPr>
           <w:rFonts w:ascii="Arial" w:hAnsi="Arial" w:cs="Arial"/>
-          <w:sz w:val="21"/>
-          <w:szCs w:val="21"/>
+          <w:sz w:val="18"/>
+          <w:szCs w:val="18"/>
         </w:rPr>
         <w:tab/>
       </w:r>
       <w:r>
         <w:rPr>
           <w:rFonts w:ascii="Arial" w:hAnsi="Arial" w:cs="Arial"/>
-          <w:sz w:val="21"/>
-          <w:szCs w:val="21"/>
+          <w:sz w:val="18"/>
+          <w:szCs w:val="18"/>
+        </w:rPr>
+        <w:tab/>
+      </w:r>
+      <w:r>
+        <w:rPr>
+          <w:rFonts w:ascii="Arial" w:hAnsi="Arial" w:cs="Arial"/>
+          <w:sz w:val="18"/>
+          <w:szCs w:val="18"/>
         </w:rPr>
         <w:t>React.js, Next.js, Tailwind, Express</w:t>
       </w:r>
       <w:r>
         <w:rPr>
           <w:rFonts w:ascii="Arial" w:hAnsi="Arial" w:cs="Arial"/>
-          <w:sz w:val="21"/>
-          <w:szCs w:val="21"/>
+          <w:sz w:val="18"/>
+          <w:szCs w:val="18"/>
         </w:rPr>
         <w:t>, Spring Boot</w:t>
       </w:r>
       <w:r>
         <w:rPr>
           <w:rFonts w:ascii="Arial" w:hAnsi="Arial" w:cs="Arial"/>
-          <w:sz w:val="21"/>
-          <w:szCs w:val="21"/>
+          <w:sz w:val="18"/>
+          <w:szCs w:val="18"/>
         </w:rPr>
         <w:t>, Socket.IO</w:t>
       </w:r>
@@ -755,55 +712,55 @@
           <w:rFonts w:ascii="Arial" w:hAnsi="Arial" w:cs="Arial"/>
           <w:b/>
           <w:bCs/>
-          <w:sz w:val="21"/>
-          <w:szCs w:val="21"/>
-        </w:rPr>
-      </w:pPr>
-      <w:r>
-        <w:rPr>
-          <w:rFonts w:ascii="Arial" w:hAnsi="Arial" w:cs="Arial"/>
-          <w:sz w:val="21"/>
-          <w:szCs w:val="21"/>
+          <w:sz w:val="18"/>
+          <w:szCs w:val="18"/>
+        </w:rPr>
+      </w:pPr>
+      <w:r>
+        <w:rPr>
+          <w:rFonts w:ascii="Arial" w:hAnsi="Arial" w:cs="Arial"/>
+          <w:sz w:val="18"/>
+          <w:szCs w:val="18"/>
         </w:rPr>
         <w:t>Database</w:t>
       </w:r>
       <w:r>
         <w:rPr>
           <w:rFonts w:ascii="Arial" w:hAnsi="Arial" w:cs="Arial"/>
-          <w:sz w:val="21"/>
-          <w:szCs w:val="21"/>
+          <w:sz w:val="18"/>
+          <w:szCs w:val="18"/>
         </w:rPr>
         <w:t>s</w:t>
       </w:r>
       <w:r>
         <w:rPr>
           <w:rFonts w:ascii="Arial" w:hAnsi="Arial" w:cs="Arial"/>
-          <w:sz w:val="21"/>
-          <w:szCs w:val="21"/>
+          <w:sz w:val="18"/>
+          <w:szCs w:val="18"/>
         </w:rPr>
         <w:t>:</w:t>
       </w:r>
       <w:r>
         <w:rPr>
           <w:rFonts w:ascii="Arial" w:hAnsi="Arial" w:cs="Arial"/>
-          <w:sz w:val="21"/>
-          <w:szCs w:val="21"/>
+          <w:sz w:val="18"/>
+          <w:szCs w:val="18"/>
         </w:rPr>
         <w:tab/>
       </w:r>
       <w:r>
         <w:rPr>
           <w:rFonts w:ascii="Arial" w:hAnsi="Arial" w:cs="Arial"/>
-          <w:sz w:val="21"/>
-          <w:szCs w:val="21"/>
+          <w:sz w:val="18"/>
+          <w:szCs w:val="18"/>
         </w:rPr>
         <w:tab/>
       </w:r>
       <w:r>
         <w:rPr>
           <w:rFonts w:ascii="Arial" w:hAnsi="Arial" w:cs="Arial"/>
-          <w:sz w:val="21"/>
-          <w:szCs w:val="21"/>
+          <w:sz w:val="18"/>
+          <w:szCs w:val="18"/>
         </w:rPr>
         <w:tab/>
         <w:t>PostgreSQL</w:t>
@@ -811,8 +768,8 @@
       <w:r>
         <w:rPr>
           <w:rFonts w:ascii="Arial" w:hAnsi="Arial" w:cs="Arial"/>
-          <w:sz w:val="21"/>
-          <w:szCs w:val="21"/>
+          <w:sz w:val="18"/>
+          <w:szCs w:val="18"/>
         </w:rPr>
         <w:t>, MongoDB</w:t>
       </w:r>
@@ -824,90 +781,95 @@
           <w:ilvl w:val="0"/>
           <w:numId w:val="2"/>
         </w:numPr>
-        <w:spacing w:after="0"/>
+        <w:spacing w:after="280"/>
         <w:ind w:left="709"/>
         <w:rPr>
           <w:rFonts w:ascii="Arial" w:hAnsi="Arial" w:cs="Arial"/>
           <w:b/>
           <w:bCs/>
-        </w:rPr>
-      </w:pPr>
-      <w:r>
-        <w:rPr>
-          <w:rFonts w:ascii="Arial" w:hAnsi="Arial" w:cs="Arial"/>
           <w:sz w:val="21"/>
           <w:szCs w:val="21"/>
         </w:rPr>
+      </w:pPr>
+      <w:r>
+        <w:rPr>
+          <w:rFonts w:ascii="Arial" w:hAnsi="Arial" w:cs="Arial"/>
+          <w:sz w:val="18"/>
+          <w:szCs w:val="18"/>
+        </w:rPr>
         <w:t xml:space="preserve">Tools / </w:t>
       </w:r>
       <w:r>
         <w:rPr>
           <w:rFonts w:ascii="Arial" w:hAnsi="Arial" w:cs="Arial"/>
-          <w:sz w:val="21"/>
-          <w:szCs w:val="21"/>
+          <w:sz w:val="18"/>
+          <w:szCs w:val="18"/>
         </w:rPr>
         <w:t>Services:</w:t>
       </w:r>
       <w:r>
         <w:rPr>
           <w:rFonts w:ascii="Arial" w:hAnsi="Arial" w:cs="Arial"/>
-          <w:sz w:val="21"/>
-          <w:szCs w:val="21"/>
+          <w:sz w:val="18"/>
+          <w:szCs w:val="18"/>
         </w:rPr>
         <w:tab/>
       </w:r>
       <w:r>
         <w:rPr>
           <w:rFonts w:ascii="Arial" w:hAnsi="Arial" w:cs="Arial"/>
-          <w:sz w:val="21"/>
-          <w:szCs w:val="21"/>
+          <w:sz w:val="18"/>
+          <w:szCs w:val="18"/>
         </w:rPr>
         <w:tab/>
+      </w:r>
+      <w:r>
+        <w:rPr>
+          <w:rFonts w:ascii="Arial" w:hAnsi="Arial" w:cs="Arial"/>
+          <w:sz w:val="18"/>
+          <w:szCs w:val="18"/>
+        </w:rPr>
+        <w:tab/>
+      </w:r>
+      <w:r>
+        <w:rPr>
+          <w:rFonts w:ascii="Arial" w:hAnsi="Arial" w:cs="Arial"/>
+          <w:sz w:val="18"/>
+          <w:szCs w:val="18"/>
+        </w:rPr>
         <w:t>Git, Docker, AWS</w:t>
       </w:r>
       <w:r>
         <w:rPr>
           <w:rFonts w:ascii="Arial" w:hAnsi="Arial" w:cs="Arial"/>
-          <w:sz w:val="21"/>
-          <w:szCs w:val="21"/>
+          <w:sz w:val="18"/>
+          <w:szCs w:val="18"/>
         </w:rPr>
         <w:t>, RabbitMQ</w:t>
       </w:r>
-    </w:p>
-    <w:p>
-      <w:pPr>
-        <w:spacing w:after="0"/>
-        <w:rPr>
-          <w:rFonts w:ascii="Arial" w:hAnsi="Arial" w:cs="Arial"/>
-          <w:b/>
-          <w:bCs/>
-          <w:sz w:val="15"/>
-          <w:szCs w:val="15"/>
-        </w:rPr>
-      </w:pPr>
     </w:p>
     <w:p>
       <w:pPr>
         <w:pBdr>
           <w:bottom w:val="single" w:sz="6" w:space="1" w:color="auto"/>
         </w:pBdr>
-        <w:spacing w:after="0"/>
-        <w:rPr>
-          <w:rFonts w:ascii="Arial" w:hAnsi="Arial" w:cs="Cordia New"/>
-          <w:b/>
-          <w:bCs/>
-          <w:sz w:val="21"/>
-          <w:szCs w:val="21"/>
-          <w:lang w:bidi="th-TH"/>
-        </w:rPr>
-      </w:pPr>
-      <w:r>
-        <w:rPr>
-          <w:rFonts w:ascii="Arial" w:hAnsi="Arial" w:cs="Cordia New"/>
-          <w:b/>
-          <w:bCs/>
-          <w:sz w:val="21"/>
-          <w:szCs w:val="21"/>
+        <w:spacing w:after="80"/>
+        <w:rPr>
+          <w:rFonts w:ascii="Arial" w:hAnsi="Arial" w:cs="Cordia New"/>
+          <w:b/>
+          <w:bCs/>
+          <w:sz w:val="18"/>
+          <w:szCs w:val="18"/>
+          <w:lang w:bidi="th-TH"/>
+        </w:rPr>
+      </w:pPr>
+      <w:r>
+        <w:rPr>
+          <w:rFonts w:ascii="Arial" w:hAnsi="Arial" w:cs="Cordia New"/>
+          <w:b/>
+          <w:bCs/>
+          <w:sz w:val="18"/>
+          <w:szCs w:val="18"/>
           <w:lang w:bidi="th-TH"/>
         </w:rPr>
         <w:t>EXPERIENCES</w:t>
@@ -920,172 +882,435 @@
           <w:rFonts w:ascii="Arial" w:hAnsi="Arial" w:cs="Cordia New"/>
           <w:b/>
           <w:bCs/>
-          <w:sz w:val="12"/>
-          <w:szCs w:val="12"/>
-          <w:lang w:bidi="th-TH"/>
-        </w:rPr>
-      </w:pPr>
+          <w:sz w:val="18"/>
+          <w:szCs w:val="18"/>
+          <w:lang w:bidi="th-TH"/>
+        </w:rPr>
+      </w:pPr>
+      <w:r>
+        <w:rPr>
+          <w:rFonts w:ascii="Arial" w:hAnsi="Arial" w:cs="Cordia New"/>
+          <w:b/>
+          <w:bCs/>
+          <w:sz w:val="18"/>
+          <w:szCs w:val="18"/>
+          <w:lang w:bidi="th-TH"/>
+        </w:rPr>
+        <w:t>4Plus Consulting Co., Ltd.</w:t>
+      </w:r>
+      <w:r>
+        <w:rPr>
+          <w:rFonts w:ascii="Arial" w:hAnsi="Arial" w:cs="Cordia New"/>
+          <w:b/>
+          <w:bCs/>
+          <w:sz w:val="18"/>
+          <w:szCs w:val="18"/>
+          <w:lang w:bidi="th-TH"/>
+        </w:rPr>
+        <w:tab/>
+      </w:r>
+      <w:r>
+        <w:rPr>
+          <w:rFonts w:ascii="Arial" w:hAnsi="Arial" w:cs="Cordia New"/>
+          <w:b/>
+          <w:bCs/>
+          <w:sz w:val="18"/>
+          <w:szCs w:val="18"/>
+          <w:lang w:bidi="th-TH"/>
+        </w:rPr>
+        <w:tab/>
+      </w:r>
+      <w:r>
+        <w:rPr>
+          <w:rFonts w:ascii="Arial" w:hAnsi="Arial" w:cs="Cordia New"/>
+          <w:b/>
+          <w:bCs/>
+          <w:sz w:val="18"/>
+          <w:szCs w:val="18"/>
+          <w:lang w:bidi="th-TH"/>
+        </w:rPr>
+        <w:tab/>
+      </w:r>
+      <w:r>
+        <w:rPr>
+          <w:rFonts w:ascii="Arial" w:hAnsi="Arial" w:cs="Cordia New"/>
+          <w:b/>
+          <w:bCs/>
+          <w:sz w:val="18"/>
+          <w:szCs w:val="18"/>
+          <w:lang w:bidi="th-TH"/>
+        </w:rPr>
+        <w:tab/>
+      </w:r>
+      <w:r>
+        <w:rPr>
+          <w:rFonts w:ascii="Arial" w:hAnsi="Arial" w:cs="Cordia New"/>
+          <w:b/>
+          <w:bCs/>
+          <w:sz w:val="18"/>
+          <w:szCs w:val="18"/>
+          <w:lang w:bidi="th-TH"/>
+        </w:rPr>
+        <w:tab/>
+      </w:r>
+      <w:r>
+        <w:rPr>
+          <w:rFonts w:ascii="Arial" w:hAnsi="Arial" w:cs="Cordia New"/>
+          <w:b/>
+          <w:bCs/>
+          <w:sz w:val="18"/>
+          <w:szCs w:val="18"/>
+          <w:lang w:bidi="th-TH"/>
+        </w:rPr>
+        <w:tab/>
+      </w:r>
+      <w:r>
+        <w:rPr>
+          <w:rFonts w:ascii="Arial" w:hAnsi="Arial" w:cs="Cordia New"/>
+          <w:b/>
+          <w:bCs/>
+          <w:sz w:val="18"/>
+          <w:szCs w:val="18"/>
+          <w:lang w:bidi="th-TH"/>
+        </w:rPr>
+        <w:tab/>
+      </w:r>
+      <w:r>
+        <w:rPr>
+          <w:rFonts w:ascii="Arial" w:hAnsi="Arial" w:cs="Cordia New"/>
+          <w:b/>
+          <w:bCs/>
+          <w:sz w:val="18"/>
+          <w:szCs w:val="18"/>
+          <w:lang w:bidi="th-TH"/>
+        </w:rPr>
+        <w:tab/>
+        <w:t xml:space="preserve">          </w:t>
+      </w:r>
+      <w:r>
+        <w:rPr>
+          <w:rFonts w:ascii="Arial" w:hAnsi="Arial" w:cs="Cordia New"/>
+          <w:b/>
+          <w:bCs/>
+          <w:sz w:val="18"/>
+          <w:szCs w:val="18"/>
+          <w:lang w:bidi="th-TH"/>
+        </w:rPr>
+        <w:t xml:space="preserve">       </w:t>
+      </w:r>
+      <w:r>
+        <w:rPr>
+          <w:rFonts w:ascii="Arial" w:hAnsi="Arial" w:cs="Cordia New"/>
+          <w:sz w:val="18"/>
+          <w:szCs w:val="18"/>
+          <w:lang w:bidi="th-TH"/>
+        </w:rPr>
+        <w:t>Aug</w:t>
+      </w:r>
+      <w:r>
+        <w:rPr>
+          <w:rFonts w:ascii="Arial" w:hAnsi="Arial" w:cs="Cordia New"/>
+          <w:sz w:val="18"/>
+          <w:szCs w:val="18"/>
+          <w:lang w:bidi="th-TH"/>
+        </w:rPr>
+        <w:t>. 2026 – Present</w:t>
+      </w:r>
     </w:p>
     <w:p>
       <w:pPr>
         <w:spacing w:after="0"/>
         <w:rPr>
           <w:rFonts w:ascii="Arial" w:hAnsi="Arial" w:cs="Cordia New"/>
-          <w:b/>
-          <w:bCs/>
-          <w:sz w:val="21"/>
-          <w:szCs w:val="21"/>
-          <w:lang w:bidi="th-TH"/>
-        </w:rPr>
-      </w:pPr>
-      <w:r>
-        <w:rPr>
-          <w:rFonts w:ascii="Arial" w:hAnsi="Arial" w:cs="Cordia New"/>
-          <w:b/>
-          <w:bCs/>
-          <w:sz w:val="21"/>
-          <w:szCs w:val="21"/>
-          <w:lang w:bidi="th-TH"/>
-        </w:rPr>
-        <w:t>4Plus Consulting Co., Ltd.</w:t>
-      </w:r>
-      <w:r>
-        <w:rPr>
-          <w:rFonts w:ascii="Arial" w:hAnsi="Arial" w:cs="Cordia New"/>
-          <w:b/>
-          <w:bCs/>
-          <w:sz w:val="21"/>
-          <w:szCs w:val="21"/>
-          <w:lang w:bidi="th-TH"/>
-        </w:rPr>
-        <w:tab/>
-      </w:r>
-      <w:r>
-        <w:rPr>
-          <w:rFonts w:ascii="Arial" w:hAnsi="Arial" w:cs="Cordia New"/>
-          <w:b/>
-          <w:bCs/>
-          <w:sz w:val="21"/>
-          <w:szCs w:val="21"/>
-          <w:lang w:bidi="th-TH"/>
-        </w:rPr>
-        <w:tab/>
-      </w:r>
-      <w:r>
-        <w:rPr>
-          <w:rFonts w:ascii="Arial" w:hAnsi="Arial" w:cs="Cordia New"/>
-          <w:b/>
-          <w:bCs/>
-          <w:sz w:val="21"/>
-          <w:szCs w:val="21"/>
-          <w:lang w:bidi="th-TH"/>
-        </w:rPr>
-        <w:tab/>
-      </w:r>
-      <w:r>
-        <w:rPr>
-          <w:rFonts w:ascii="Arial" w:hAnsi="Arial" w:cs="Cordia New"/>
-          <w:b/>
-          <w:bCs/>
-          <w:sz w:val="21"/>
-          <w:szCs w:val="21"/>
-          <w:lang w:bidi="th-TH"/>
-        </w:rPr>
-        <w:tab/>
-      </w:r>
-      <w:r>
-        <w:rPr>
-          <w:rFonts w:ascii="Arial" w:hAnsi="Arial" w:cs="Cordia New"/>
-          <w:b/>
-          <w:bCs/>
-          <w:sz w:val="21"/>
-          <w:szCs w:val="21"/>
-          <w:lang w:bidi="th-TH"/>
-        </w:rPr>
-        <w:tab/>
-      </w:r>
-      <w:r>
-        <w:rPr>
-          <w:rFonts w:ascii="Arial" w:hAnsi="Arial" w:cs="Cordia New"/>
-          <w:b/>
-          <w:bCs/>
-          <w:sz w:val="21"/>
-          <w:szCs w:val="21"/>
-          <w:lang w:bidi="th-TH"/>
-        </w:rPr>
-        <w:tab/>
-      </w:r>
-      <w:r>
-        <w:rPr>
-          <w:rFonts w:ascii="Arial" w:hAnsi="Arial" w:cs="Cordia New"/>
-          <w:b/>
-          <w:bCs/>
-          <w:sz w:val="21"/>
-          <w:szCs w:val="21"/>
-          <w:lang w:bidi="th-TH"/>
-        </w:rPr>
-        <w:tab/>
-      </w:r>
-      <w:r>
-        <w:rPr>
-          <w:rFonts w:ascii="Arial" w:hAnsi="Arial" w:cs="Cordia New"/>
-          <w:b/>
-          <w:bCs/>
-          <w:sz w:val="21"/>
-          <w:szCs w:val="21"/>
-          <w:lang w:bidi="th-TH"/>
-        </w:rPr>
-        <w:tab/>
-        <w:t xml:space="preserve">          </w:t>
-      </w:r>
-      <w:r>
-        <w:rPr>
-          <w:rFonts w:ascii="Arial" w:hAnsi="Arial" w:cs="Cordia New"/>
-          <w:b/>
-          <w:bCs/>
-          <w:sz w:val="21"/>
-          <w:szCs w:val="21"/>
-          <w:lang w:bidi="th-TH"/>
-        </w:rPr>
-        <w:t xml:space="preserve"> </w:t>
-      </w:r>
-      <w:r>
-        <w:rPr>
-          <w:rFonts w:ascii="Arial" w:hAnsi="Arial" w:cs="Cordia New"/>
-          <w:sz w:val="21"/>
-          <w:szCs w:val="21"/>
-          <w:lang w:bidi="th-TH"/>
-        </w:rPr>
-        <w:t>Jun. 2026 – Present</w:t>
+          <w:sz w:val="18"/>
+          <w:szCs w:val="18"/>
+          <w:lang w:bidi="th-TH"/>
+        </w:rPr>
+      </w:pPr>
+      <w:r>
+        <w:rPr>
+          <w:rFonts w:ascii="Arial" w:hAnsi="Arial" w:cs="Cordia New"/>
+          <w:sz w:val="18"/>
+          <w:szCs w:val="18"/>
+          <w:lang w:bidi="th-TH"/>
+        </w:rPr>
+        <w:t xml:space="preserve">Fullstack Developer </w:t>
+      </w:r>
+      <w:r>
+        <w:rPr>
+          <w:rFonts w:ascii="Arial" w:hAnsi="Arial" w:cs="Cordia New"/>
+          <w:sz w:val="18"/>
+          <w:szCs w:val="18"/>
+          <w:lang w:bidi="th-TH"/>
+        </w:rPr>
+        <w:t>(Part-time)</w:t>
       </w:r>
     </w:p>
     <w:p>
       <w:pPr>
+        <w:pStyle w:val="ListParagraph"/>
+        <w:numPr>
+          <w:ilvl w:val="0"/>
+          <w:numId w:val="7"/>
+        </w:numPr>
+        <w:rPr>
+          <w:rFonts w:ascii="Arial" w:hAnsi="Arial" w:cs="Cordia New"/>
+          <w:sz w:val="18"/>
+          <w:szCs w:val="18"/>
+          <w:lang w:bidi="th-TH"/>
+        </w:rPr>
+      </w:pPr>
+      <w:r>
+        <w:rPr>
+          <w:rFonts w:ascii="Arial" w:hAnsi="Arial" w:cs="Cordia New"/>
+          <w:sz w:val="18"/>
+          <w:szCs w:val="18"/>
+          <w:lang w:bidi="th-TH"/>
+        </w:rPr>
+        <w:t>Built the competency system for a multi-tenant AI knowledge</w:t>
+      </w:r>
+      <w:r>
+        <w:rPr>
+          <w:rFonts w:ascii="Arial" w:hAnsi="Arial" w:cs="Cordia New"/>
+          <w:sz w:val="18"/>
+          <w:szCs w:val="18"/>
+          <w:lang w:bidi="th-TH"/>
+        </w:rPr>
+        <w:t xml:space="preserve"> management</w:t>
+      </w:r>
+      <w:r>
+        <w:rPr>
+          <w:rFonts w:ascii="Arial" w:hAnsi="Arial" w:cs="Cordia New"/>
+          <w:sz w:val="18"/>
+          <w:szCs w:val="18"/>
+          <w:lang w:bidi="th-TH"/>
+        </w:rPr>
+        <w:t xml:space="preserve"> platform, including a</w:t>
+      </w:r>
+      <w:r>
+        <w:rPr>
+          <w:rFonts w:ascii="Arial" w:hAnsi="Arial" w:cs="Cordia New"/>
+          <w:sz w:val="18"/>
+          <w:szCs w:val="18"/>
+          <w:lang w:bidi="th-TH"/>
+        </w:rPr>
+        <w:t xml:space="preserve"> </w:t>
+      </w:r>
+      <w:r>
+        <w:rPr>
+          <w:rFonts w:ascii="Arial" w:hAnsi="Arial" w:cs="Cordia New"/>
+          <w:sz w:val="18"/>
+          <w:szCs w:val="18"/>
+          <w:lang w:bidi="th-TH"/>
+        </w:rPr>
+        <w:t xml:space="preserve">skill catalog and proficiency scale, </w:t>
+      </w:r>
+      <w:r>
+        <w:rPr>
+          <w:rFonts w:ascii="Arial" w:hAnsi="Arial" w:cs="Cordia New"/>
+          <w:sz w:val="18"/>
+          <w:szCs w:val="18"/>
+          <w:lang w:bidi="th-TH"/>
+        </w:rPr>
+        <w:t xml:space="preserve">individual </w:t>
+      </w:r>
+      <w:r>
+        <w:rPr>
+          <w:rFonts w:ascii="Arial" w:hAnsi="Arial" w:cs="Cordia New"/>
+          <w:sz w:val="18"/>
+          <w:szCs w:val="18"/>
+          <w:lang w:bidi="th-TH"/>
+        </w:rPr>
+        <w:t>skill level</w:t>
+      </w:r>
+      <w:r>
+        <w:rPr>
+          <w:rFonts w:ascii="Arial" w:hAnsi="Arial" w:cs="Cordia New"/>
+          <w:sz w:val="18"/>
+          <w:szCs w:val="18"/>
+          <w:lang w:bidi="th-TH"/>
+        </w:rPr>
+        <w:t>s</w:t>
+      </w:r>
+      <w:r>
+        <w:rPr>
+          <w:rFonts w:ascii="Arial" w:hAnsi="Arial" w:cs="Cordia New"/>
+          <w:sz w:val="18"/>
+          <w:szCs w:val="18"/>
+          <w:lang w:bidi="th-TH"/>
+        </w:rPr>
+        <w:t>, role requirements, and links from knowledge-base documents to the skills they teach</w:t>
+      </w:r>
+      <w:r>
+        <w:rPr>
+          <w:rFonts w:ascii="Arial" w:hAnsi="Arial" w:cs="Cordia New"/>
+          <w:sz w:val="18"/>
+          <w:szCs w:val="18"/>
+          <w:lang w:bidi="th-TH"/>
+        </w:rPr>
+        <w:t>.</w:t>
+      </w:r>
+    </w:p>
+    <w:p>
+      <w:pPr>
         <w:spacing w:after="0"/>
         <w:rPr>
           <w:rFonts w:ascii="Arial" w:hAnsi="Arial" w:cs="Cordia New"/>
-          <w:sz w:val="21"/>
-          <w:szCs w:val="21"/>
-          <w:lang w:bidi="th-TH"/>
-        </w:rPr>
-      </w:pPr>
-      <w:r>
-        <w:rPr>
-          <w:rFonts w:ascii="Arial" w:hAnsi="Arial" w:cs="Cordia New"/>
-          <w:sz w:val="21"/>
-          <w:szCs w:val="21"/>
-          <w:lang w:bidi="th-TH"/>
-        </w:rPr>
-        <w:t>Fullstack Developer</w:t>
-      </w:r>
-      <w:r>
-        <w:rPr>
-          <w:rFonts w:ascii="Arial" w:hAnsi="Arial" w:cs="Cordia New"/>
-          <w:sz w:val="21"/>
-          <w:szCs w:val="21"/>
-          <w:lang w:bidi="th-TH"/>
-        </w:rPr>
-        <w:t xml:space="preserve"> Internship</w:t>
+          <w:b/>
+          <w:bCs/>
+          <w:sz w:val="18"/>
+          <w:szCs w:val="18"/>
+          <w:lang w:bidi="th-TH"/>
+        </w:rPr>
+      </w:pPr>
+      <w:r>
+        <w:rPr>
+          <w:rFonts w:ascii="Arial" w:hAnsi="Arial" w:cs="Cordia New"/>
+          <w:b/>
+          <w:bCs/>
+          <w:sz w:val="18"/>
+          <w:szCs w:val="18"/>
+          <w:lang w:bidi="th-TH"/>
+        </w:rPr>
+        <w:t>4Plus Consulting Co., Ltd.</w:t>
+      </w:r>
+      <w:r>
+        <w:rPr>
+          <w:rFonts w:ascii="Arial" w:hAnsi="Arial" w:cs="Cordia New"/>
+          <w:b/>
+          <w:bCs/>
+          <w:sz w:val="18"/>
+          <w:szCs w:val="18"/>
+          <w:lang w:bidi="th-TH"/>
+        </w:rPr>
+        <w:tab/>
+      </w:r>
+      <w:r>
+        <w:rPr>
+          <w:rFonts w:ascii="Arial" w:hAnsi="Arial" w:cs="Cordia New"/>
+          <w:b/>
+          <w:bCs/>
+          <w:sz w:val="18"/>
+          <w:szCs w:val="18"/>
+          <w:lang w:bidi="th-TH"/>
+        </w:rPr>
+        <w:tab/>
+      </w:r>
+      <w:r>
+        <w:rPr>
+          <w:rFonts w:ascii="Arial" w:hAnsi="Arial" w:cs="Cordia New"/>
+          <w:b/>
+          <w:bCs/>
+          <w:sz w:val="18"/>
+          <w:szCs w:val="18"/>
+          <w:lang w:bidi="th-TH"/>
+        </w:rPr>
+        <w:tab/>
+      </w:r>
+      <w:r>
+        <w:rPr>
+          <w:rFonts w:ascii="Arial" w:hAnsi="Arial" w:cs="Cordia New"/>
+          <w:b/>
+          <w:bCs/>
+          <w:sz w:val="18"/>
+          <w:szCs w:val="18"/>
+          <w:lang w:bidi="th-TH"/>
+        </w:rPr>
+        <w:tab/>
+      </w:r>
+      <w:r>
+        <w:rPr>
+          <w:rFonts w:ascii="Arial" w:hAnsi="Arial" w:cs="Cordia New"/>
+          <w:b/>
+          <w:bCs/>
+          <w:sz w:val="18"/>
+          <w:szCs w:val="18"/>
+          <w:lang w:bidi="th-TH"/>
+        </w:rPr>
+        <w:tab/>
+      </w:r>
+      <w:r>
+        <w:rPr>
+          <w:rFonts w:ascii="Arial" w:hAnsi="Arial" w:cs="Cordia New"/>
+          <w:b/>
+          <w:bCs/>
+          <w:sz w:val="18"/>
+          <w:szCs w:val="18"/>
+          <w:lang w:bidi="th-TH"/>
+        </w:rPr>
+        <w:tab/>
+      </w:r>
+      <w:r>
+        <w:rPr>
+          <w:rFonts w:ascii="Arial" w:hAnsi="Arial" w:cs="Cordia New"/>
+          <w:b/>
+          <w:bCs/>
+          <w:sz w:val="18"/>
+          <w:szCs w:val="18"/>
+          <w:lang w:bidi="th-TH"/>
+        </w:rPr>
+        <w:tab/>
+      </w:r>
+      <w:r>
+        <w:rPr>
+          <w:rFonts w:ascii="Arial" w:hAnsi="Arial" w:cs="Cordia New"/>
+          <w:b/>
+          <w:bCs/>
+          <w:sz w:val="18"/>
+          <w:szCs w:val="18"/>
+          <w:lang w:bidi="th-TH"/>
+        </w:rPr>
+        <w:tab/>
+        <w:t xml:space="preserve">       </w:t>
+      </w:r>
+      <w:r>
+        <w:rPr>
+          <w:rFonts w:ascii="Arial" w:hAnsi="Arial" w:cs="Cordia New"/>
+          <w:b/>
+          <w:bCs/>
+          <w:sz w:val="18"/>
+          <w:szCs w:val="18"/>
+          <w:lang w:bidi="th-TH"/>
+        </w:rPr>
+        <w:t xml:space="preserve">         </w:t>
+      </w:r>
+      <w:r>
+        <w:rPr>
+          <w:rFonts w:ascii="Arial" w:hAnsi="Arial" w:cs="Cordia New"/>
+          <w:sz w:val="18"/>
+          <w:szCs w:val="18"/>
+          <w:lang w:bidi="th-TH"/>
+        </w:rPr>
+        <w:t xml:space="preserve">Jun. 2026 – </w:t>
+      </w:r>
+      <w:r>
+        <w:rPr>
+          <w:rFonts w:ascii="Arial" w:hAnsi="Arial" w:cs="Cordia New"/>
+          <w:sz w:val="18"/>
+          <w:szCs w:val="18"/>
+          <w:lang w:bidi="th-TH"/>
+        </w:rPr>
+        <w:t>Jul. 2026</w:t>
+      </w:r>
+    </w:p>
+    <w:p>
+      <w:pPr>
+        <w:spacing w:after="0"/>
+        <w:rPr>
+          <w:rFonts w:ascii="Arial" w:hAnsi="Arial" w:cs="Cordia New"/>
+          <w:sz w:val="18"/>
+          <w:szCs w:val="18"/>
+          <w:lang w:bidi="th-TH"/>
+        </w:rPr>
+      </w:pPr>
+      <w:r>
+        <w:rPr>
+          <w:rFonts w:ascii="Arial" w:hAnsi="Arial" w:cs="Cordia New"/>
+          <w:sz w:val="18"/>
+          <w:szCs w:val="18"/>
+          <w:lang w:bidi="th-TH"/>
+        </w:rPr>
+        <w:t>Fullstack Developer Internship</w:t>
       </w:r>
     </w:p>
     <w:p>
@@ -1098,31 +1323,56 @@
         <w:spacing w:after="0"/>
         <w:rPr>
           <w:rFonts w:ascii="Arial" w:hAnsi="Arial" w:cs="Cordia New"/>
-          <w:sz w:val="21"/>
-          <w:szCs w:val="21"/>
-          <w:lang w:bidi="th-TH"/>
-        </w:rPr>
-      </w:pPr>
-      <w:r>
-        <w:rPr>
-          <w:rFonts w:ascii="Arial" w:hAnsi="Arial" w:cs="Cordia New"/>
-          <w:sz w:val="21"/>
-          <w:szCs w:val="21"/>
-          <w:lang w:bidi="th-TH"/>
-        </w:rPr>
-        <w:t>Built the full-stack AI water-management web application, collaborating with the data engineering team, owning the React/Express UI and API layer, implementing auth, RBAC, and data ingestion workflows, and working directly with the client to gather requirements and feedback.</w:t>
-      </w:r>
-    </w:p>
-    <w:p>
-      <w:pPr>
-        <w:spacing w:after="0"/>
-        <w:rPr>
-          <w:rFonts w:ascii="Arial" w:hAnsi="Arial" w:cs="Cordia New"/>
-          <w:sz w:val="4"/>
-          <w:szCs w:val="4"/>
-          <w:lang w:bidi="th-TH"/>
-        </w:rPr>
-      </w:pPr>
+          <w:sz w:val="18"/>
+          <w:szCs w:val="18"/>
+          <w:lang w:bidi="th-TH"/>
+        </w:rPr>
+      </w:pPr>
+      <w:r>
+        <w:rPr>
+          <w:rFonts w:ascii="Arial" w:hAnsi="Arial" w:cs="Cordia New"/>
+          <w:sz w:val="18"/>
+          <w:szCs w:val="18"/>
+          <w:lang w:bidi="th-TH"/>
+        </w:rPr>
+        <w:t>Built the full-stack AI water-management web application, collaborating with the data engineering team, owning the React/Express UI and API,</w:t>
+      </w:r>
+      <w:r>
+        <w:rPr>
+          <w:rFonts w:ascii="Arial" w:hAnsi="Arial" w:cs="Cordia New"/>
+          <w:sz w:val="18"/>
+          <w:szCs w:val="18"/>
+          <w:lang w:bidi="th-TH"/>
+        </w:rPr>
+        <w:t xml:space="preserve"> designing operational dashboards and water network diagram,</w:t>
+      </w:r>
+      <w:r>
+        <w:rPr>
+          <w:rFonts w:ascii="Arial" w:hAnsi="Arial" w:cs="Cordia New"/>
+          <w:sz w:val="18"/>
+          <w:szCs w:val="18"/>
+          <w:lang w:bidi="th-TH"/>
+        </w:rPr>
+        <w:t xml:space="preserve"> implementing auth, RBAC, and data ingestion workflows</w:t>
+      </w:r>
+      <w:r>
+        <w:rPr>
+          <w:rFonts w:ascii="Arial" w:hAnsi="Arial" w:cs="Cordia New"/>
+          <w:sz w:val="18"/>
+          <w:szCs w:val="18"/>
+          <w:lang w:bidi="th-TH"/>
+        </w:rPr>
+        <w:t xml:space="preserve">, and working </w:t>
+      </w:r>
+      <w:r>
+        <w:rPr>
+          <w:rFonts w:ascii="Arial" w:hAnsi="Arial" w:cs="Cordia New"/>
+          <w:sz w:val="18"/>
+          <w:szCs w:val="18"/>
+          <w:lang w:bidi="th-TH"/>
+        </w:rPr>
+        <w:t>directly with the client to gather requirements and feedback.</w:t>
+      </w:r>
     </w:p>
     <w:p>
       <w:pPr>
@@ -1131,19 +1381,18 @@
           <w:ilvl w:val="0"/>
           <w:numId w:val="7"/>
         </w:numPr>
-        <w:spacing w:after="0"/>
-        <w:rPr>
-          <w:rFonts w:ascii="Arial" w:hAnsi="Arial" w:cs="Cordia New"/>
-          <w:sz w:val="21"/>
-          <w:szCs w:val="21"/>
-          <w:lang w:bidi="th-TH"/>
-        </w:rPr>
-      </w:pPr>
-      <w:r>
-        <w:rPr>
-          <w:rFonts w:ascii="Arial" w:hAnsi="Arial" w:cs="Cordia New"/>
-          <w:sz w:val="21"/>
-          <w:szCs w:val="21"/>
+        <w:rPr>
+          <w:rFonts w:ascii="Arial" w:hAnsi="Arial" w:cs="Cordia New"/>
+          <w:sz w:val="18"/>
+          <w:szCs w:val="18"/>
+          <w:lang w:bidi="th-TH"/>
+        </w:rPr>
+      </w:pPr>
+      <w:r>
+        <w:rPr>
+          <w:rFonts w:ascii="Arial" w:hAnsi="Arial" w:cs="Cordia New"/>
+          <w:sz w:val="18"/>
+          <w:szCs w:val="18"/>
           <w:lang w:bidi="th-TH"/>
         </w:rPr>
         <w:t>Contributed to a multi-tenant AI knowledge full-stack development, designed the database schema and sync flow for multi-provider cloud-drive integration, optimized document-processing costs for Google Vision OCR.</w:t>
@@ -1156,171 +1405,191 @@
           <w:rFonts w:ascii="Arial" w:hAnsi="Arial" w:cs="Cordia New"/>
           <w:b/>
           <w:bCs/>
-          <w:sz w:val="15"/>
-          <w:szCs w:val="15"/>
-          <w:lang w:bidi="th-TH"/>
-        </w:rPr>
-      </w:pPr>
+          <w:sz w:val="18"/>
+          <w:szCs w:val="18"/>
+          <w:lang w:bidi="th-TH"/>
+        </w:rPr>
+      </w:pPr>
+      <w:r>
+        <w:rPr>
+          <w:rFonts w:ascii="Arial" w:hAnsi="Arial" w:cs="Cordia New"/>
+          <w:b/>
+          <w:bCs/>
+          <w:sz w:val="18"/>
+          <w:szCs w:val="18"/>
+          <w:lang w:bidi="th-TH"/>
+        </w:rPr>
+        <w:t>FECamp19</w:t>
+      </w:r>
+      <w:r>
+        <w:rPr>
+          <w:rFonts w:ascii="Arial" w:hAnsi="Arial" w:cs="Cordia New"/>
+          <w:b/>
+          <w:bCs/>
+          <w:sz w:val="18"/>
+          <w:szCs w:val="18"/>
+          <w:lang w:bidi="th-TH"/>
+        </w:rPr>
+        <w:tab/>
+      </w:r>
+      <w:r>
+        <w:rPr>
+          <w:rFonts w:ascii="Arial" w:hAnsi="Arial" w:cs="Cordia New"/>
+          <w:b/>
+          <w:bCs/>
+          <w:sz w:val="18"/>
+          <w:szCs w:val="18"/>
+          <w:lang w:bidi="th-TH"/>
+        </w:rPr>
+        <w:tab/>
+      </w:r>
+      <w:r>
+        <w:rPr>
+          <w:rFonts w:ascii="Arial" w:hAnsi="Arial" w:cs="Cordia New"/>
+          <w:b/>
+          <w:bCs/>
+          <w:sz w:val="18"/>
+          <w:szCs w:val="18"/>
+          <w:lang w:bidi="th-TH"/>
+        </w:rPr>
+        <w:tab/>
+      </w:r>
+      <w:r>
+        <w:rPr>
+          <w:rFonts w:ascii="Arial" w:hAnsi="Arial" w:cs="Cordia New"/>
+          <w:b/>
+          <w:bCs/>
+          <w:sz w:val="18"/>
+          <w:szCs w:val="18"/>
+          <w:lang w:bidi="th-TH"/>
+        </w:rPr>
+        <w:tab/>
+      </w:r>
+      <w:r>
+        <w:rPr>
+          <w:rFonts w:ascii="Arial" w:hAnsi="Arial" w:cs="Cordia New"/>
+          <w:b/>
+          <w:bCs/>
+          <w:sz w:val="18"/>
+          <w:szCs w:val="18"/>
+          <w:lang w:bidi="th-TH"/>
+        </w:rPr>
+        <w:tab/>
+      </w:r>
+      <w:r>
+        <w:rPr>
+          <w:rFonts w:ascii="Arial" w:hAnsi="Arial" w:cs="Cordia New"/>
+          <w:b/>
+          <w:bCs/>
+          <w:sz w:val="18"/>
+          <w:szCs w:val="18"/>
+          <w:lang w:bidi="th-TH"/>
+        </w:rPr>
+        <w:tab/>
+      </w:r>
+      <w:r>
+        <w:rPr>
+          <w:rFonts w:ascii="Arial" w:hAnsi="Arial" w:cs="Cordia New"/>
+          <w:b/>
+          <w:bCs/>
+          <w:sz w:val="18"/>
+          <w:szCs w:val="18"/>
+          <w:lang w:bidi="th-TH"/>
+        </w:rPr>
+        <w:tab/>
+      </w:r>
+      <w:r>
+        <w:rPr>
+          <w:rFonts w:ascii="Arial" w:hAnsi="Arial" w:cs="Cordia New"/>
+          <w:b/>
+          <w:bCs/>
+          <w:sz w:val="18"/>
+          <w:szCs w:val="18"/>
+          <w:lang w:bidi="th-TH"/>
+        </w:rPr>
+        <w:tab/>
+      </w:r>
+      <w:r>
+        <w:rPr>
+          <w:rFonts w:ascii="Arial" w:hAnsi="Arial" w:cs="Cordia New"/>
+          <w:b/>
+          <w:bCs/>
+          <w:sz w:val="18"/>
+          <w:szCs w:val="18"/>
+          <w:lang w:bidi="th-TH"/>
+        </w:rPr>
+        <w:tab/>
+      </w:r>
+      <w:r>
+        <w:rPr>
+          <w:rFonts w:ascii="Arial" w:hAnsi="Arial" w:cs="Cordia New"/>
+          <w:b/>
+          <w:bCs/>
+          <w:sz w:val="18"/>
+          <w:szCs w:val="18"/>
+          <w:lang w:bidi="th-TH"/>
+        </w:rPr>
+        <w:tab/>
+        <w:t xml:space="preserve">     </w:t>
+      </w:r>
+      <w:r>
+        <w:rPr>
+          <w:rFonts w:ascii="Arial" w:hAnsi="Arial" w:cs="Cordia New"/>
+          <w:b/>
+          <w:bCs/>
+          <w:sz w:val="18"/>
+          <w:szCs w:val="18"/>
+          <w:lang w:bidi="th-TH"/>
+        </w:rPr>
+        <w:t xml:space="preserve"> </w:t>
+      </w:r>
+      <w:r>
+        <w:rPr>
+          <w:rFonts w:ascii="Arial" w:hAnsi="Arial" w:cs="Cordia New"/>
+          <w:b/>
+          <w:bCs/>
+          <w:sz w:val="18"/>
+          <w:szCs w:val="18"/>
+          <w:lang w:bidi="th-TH"/>
+        </w:rPr>
+        <w:t xml:space="preserve">  </w:t>
+      </w:r>
+      <w:r>
+        <w:rPr>
+          <w:rFonts w:ascii="Arial" w:hAnsi="Arial" w:cs="Cordia New"/>
+          <w:b/>
+          <w:bCs/>
+          <w:sz w:val="18"/>
+          <w:szCs w:val="18"/>
+          <w:lang w:bidi="th-TH"/>
+        </w:rPr>
+        <w:t xml:space="preserve">       </w:t>
+      </w:r>
+      <w:r>
+        <w:rPr>
+          <w:rFonts w:ascii="Arial" w:hAnsi="Arial" w:cs="Cordia New"/>
+          <w:sz w:val="18"/>
+          <w:szCs w:val="18"/>
+          <w:lang w:bidi="th-TH"/>
+        </w:rPr>
+        <w:t>Oct. 2025 – May 2026</w:t>
+      </w:r>
     </w:p>
     <w:p>
       <w:pPr>
         <w:spacing w:after="0"/>
         <w:rPr>
           <w:rFonts w:ascii="Arial" w:hAnsi="Arial" w:cs="Cordia New"/>
-          <w:b/>
-          <w:bCs/>
-          <w:sz w:val="21"/>
-          <w:szCs w:val="21"/>
-          <w:lang w:bidi="th-TH"/>
-        </w:rPr>
-      </w:pPr>
-      <w:r>
-        <w:rPr>
-          <w:rFonts w:ascii="Arial" w:hAnsi="Arial" w:cs="Cordia New"/>
-          <w:b/>
-          <w:bCs/>
-          <w:sz w:val="21"/>
-          <w:szCs w:val="21"/>
-          <w:lang w:bidi="th-TH"/>
-        </w:rPr>
-        <w:t>FECamp19</w:t>
-      </w:r>
-      <w:r>
-        <w:rPr>
-          <w:rFonts w:ascii="Arial" w:hAnsi="Arial" w:cs="Cordia New"/>
-          <w:b/>
-          <w:bCs/>
-          <w:sz w:val="21"/>
-          <w:szCs w:val="21"/>
-          <w:lang w:bidi="th-TH"/>
-        </w:rPr>
-        <w:tab/>
-      </w:r>
-      <w:r>
-        <w:rPr>
-          <w:rFonts w:ascii="Arial" w:hAnsi="Arial" w:cs="Cordia New"/>
-          <w:b/>
-          <w:bCs/>
-          <w:sz w:val="21"/>
-          <w:szCs w:val="21"/>
-          <w:lang w:bidi="th-TH"/>
-        </w:rPr>
-        <w:tab/>
-      </w:r>
-      <w:r>
-        <w:rPr>
-          <w:rFonts w:ascii="Arial" w:hAnsi="Arial" w:cs="Cordia New"/>
-          <w:b/>
-          <w:bCs/>
-          <w:sz w:val="21"/>
-          <w:szCs w:val="21"/>
-          <w:lang w:bidi="th-TH"/>
-        </w:rPr>
-        <w:tab/>
-      </w:r>
-      <w:r>
-        <w:rPr>
-          <w:rFonts w:ascii="Arial" w:hAnsi="Arial" w:cs="Cordia New"/>
-          <w:b/>
-          <w:bCs/>
-          <w:sz w:val="21"/>
-          <w:szCs w:val="21"/>
-          <w:lang w:bidi="th-TH"/>
-        </w:rPr>
-        <w:tab/>
-      </w:r>
-      <w:r>
-        <w:rPr>
-          <w:rFonts w:ascii="Arial" w:hAnsi="Arial" w:cs="Cordia New"/>
-          <w:b/>
-          <w:bCs/>
-          <w:sz w:val="21"/>
-          <w:szCs w:val="21"/>
-          <w:lang w:bidi="th-TH"/>
-        </w:rPr>
-        <w:tab/>
-      </w:r>
-      <w:r>
-        <w:rPr>
-          <w:rFonts w:ascii="Arial" w:hAnsi="Arial" w:cs="Cordia New"/>
-          <w:b/>
-          <w:bCs/>
-          <w:sz w:val="21"/>
-          <w:szCs w:val="21"/>
-          <w:lang w:bidi="th-TH"/>
-        </w:rPr>
-        <w:tab/>
-      </w:r>
-      <w:r>
-        <w:rPr>
-          <w:rFonts w:ascii="Arial" w:hAnsi="Arial" w:cs="Cordia New"/>
-          <w:b/>
-          <w:bCs/>
-          <w:sz w:val="21"/>
-          <w:szCs w:val="21"/>
-          <w:lang w:bidi="th-TH"/>
-        </w:rPr>
-        <w:tab/>
-      </w:r>
-      <w:r>
-        <w:rPr>
-          <w:rFonts w:ascii="Arial" w:hAnsi="Arial" w:cs="Cordia New"/>
-          <w:b/>
-          <w:bCs/>
-          <w:sz w:val="21"/>
-          <w:szCs w:val="21"/>
-          <w:lang w:bidi="th-TH"/>
-        </w:rPr>
-        <w:tab/>
-      </w:r>
-      <w:r>
-        <w:rPr>
-          <w:rFonts w:ascii="Arial" w:hAnsi="Arial" w:cs="Cordia New"/>
-          <w:b/>
-          <w:bCs/>
-          <w:sz w:val="21"/>
-          <w:szCs w:val="21"/>
-          <w:lang w:bidi="th-TH"/>
-        </w:rPr>
-        <w:tab/>
-      </w:r>
-      <w:r>
-        <w:rPr>
-          <w:rFonts w:ascii="Arial" w:hAnsi="Arial" w:cs="Cordia New"/>
-          <w:b/>
-          <w:bCs/>
-          <w:sz w:val="21"/>
-          <w:szCs w:val="21"/>
-          <w:lang w:bidi="th-TH"/>
-        </w:rPr>
-        <w:tab/>
-        <w:t xml:space="preserve">       </w:t>
-      </w:r>
-      <w:r>
-        <w:rPr>
-          <w:rFonts w:ascii="Arial" w:hAnsi="Arial" w:cs="Cordia New"/>
-          <w:sz w:val="21"/>
-          <w:szCs w:val="21"/>
-          <w:lang w:bidi="th-TH"/>
-        </w:rPr>
-        <w:t>Oct. 2025 – May. 2026</w:t>
-      </w:r>
-    </w:p>
-    <w:p>
-      <w:pPr>
-        <w:spacing w:after="0"/>
-        <w:rPr>
-          <w:rFonts w:ascii="Arial" w:hAnsi="Arial" w:cs="Cordia New"/>
-          <w:sz w:val="21"/>
-          <w:szCs w:val="21"/>
-          <w:lang w:bidi="th-TH"/>
-        </w:rPr>
-      </w:pPr>
-      <w:r>
-        <w:rPr>
-          <w:rFonts w:ascii="Arial" w:hAnsi="Arial" w:cs="Cordia New"/>
-          <w:sz w:val="21"/>
-          <w:szCs w:val="21"/>
+          <w:sz w:val="18"/>
+          <w:szCs w:val="18"/>
+          <w:lang w:bidi="th-TH"/>
+        </w:rPr>
+      </w:pPr>
+      <w:r>
+        <w:rPr>
+          <w:rFonts w:ascii="Arial" w:hAnsi="Arial" w:cs="Cordia New"/>
+          <w:sz w:val="18"/>
+          <w:szCs w:val="18"/>
           <w:lang w:bidi="th-TH"/>
         </w:rPr>
         <w:t>Senior Backend</w:t>
@@ -1333,54 +1602,226 @@
           <w:ilvl w:val="0"/>
           <w:numId w:val="7"/>
         </w:numPr>
-        <w:spacing w:after="0"/>
-        <w:rPr>
-          <w:rFonts w:ascii="Arial" w:hAnsi="Arial" w:cs="Cordia New"/>
-          <w:sz w:val="21"/>
-          <w:szCs w:val="21"/>
-          <w:lang w:bidi="th-TH"/>
-        </w:rPr>
-      </w:pPr>
-      <w:r>
-        <w:rPr>
-          <w:rFonts w:ascii="Arial" w:hAnsi="Arial" w:cs="Cordia New"/>
-          <w:sz w:val="21"/>
-          <w:szCs w:val="21"/>
-          <w:lang w:bidi="th-TH"/>
-        </w:rPr>
-        <w:t>Led backend development of a Learning Management System using Java and Spring Boot, designing RESTful APIs, role-based access control, and course management modules for a platform used by approximately 500 users.</w:t>
+        <w:rPr>
+          <w:rFonts w:ascii="Arial" w:hAnsi="Arial" w:cs="Cordia New"/>
+          <w:sz w:val="18"/>
+          <w:szCs w:val="18"/>
+          <w:lang w:bidi="th-TH"/>
+        </w:rPr>
+      </w:pPr>
+      <w:r>
+        <w:rPr>
+          <w:rFonts w:ascii="Arial" w:hAnsi="Arial" w:cs="Cordia New"/>
+          <w:sz w:val="18"/>
+          <w:szCs w:val="18"/>
+          <w:lang w:bidi="th-TH"/>
+        </w:rPr>
+        <w:t xml:space="preserve">Design and built the backend </w:t>
+      </w:r>
+      <w:r>
+        <w:rPr>
+          <w:rFonts w:ascii="Arial" w:hAnsi="Arial" w:cs="Cordia New"/>
+          <w:sz w:val="18"/>
+          <w:szCs w:val="18"/>
+          <w:lang w:bidi="th-TH"/>
+        </w:rPr>
+        <w:t xml:space="preserve">of a </w:t>
+      </w:r>
+      <w:r>
+        <w:rPr>
+          <w:rFonts w:ascii="Arial" w:hAnsi="Arial" w:cs="Cordia New"/>
+          <w:sz w:val="18"/>
+          <w:szCs w:val="18"/>
+          <w:lang w:bidi="th-TH"/>
+        </w:rPr>
+        <w:t>l</w:t>
+      </w:r>
+      <w:r>
+        <w:rPr>
+          <w:rFonts w:ascii="Arial" w:hAnsi="Arial" w:cs="Cordia New"/>
+          <w:sz w:val="18"/>
+          <w:szCs w:val="18"/>
+          <w:lang w:bidi="th-TH"/>
+        </w:rPr>
+        <w:t xml:space="preserve">earning </w:t>
+      </w:r>
+      <w:r>
+        <w:rPr>
+          <w:rFonts w:ascii="Arial" w:hAnsi="Arial" w:cs="Cordia New"/>
+          <w:sz w:val="18"/>
+          <w:szCs w:val="18"/>
+          <w:lang w:bidi="th-TH"/>
+        </w:rPr>
+        <w:t>m</w:t>
+      </w:r>
+      <w:r>
+        <w:rPr>
+          <w:rFonts w:ascii="Arial" w:hAnsi="Arial" w:cs="Cordia New"/>
+          <w:sz w:val="18"/>
+          <w:szCs w:val="18"/>
+          <w:lang w:bidi="th-TH"/>
+        </w:rPr>
+        <w:t xml:space="preserve">anagement </w:t>
+      </w:r>
+      <w:r>
+        <w:rPr>
+          <w:rFonts w:ascii="Arial" w:hAnsi="Arial" w:cs="Cordia New"/>
+          <w:sz w:val="18"/>
+          <w:szCs w:val="18"/>
+          <w:lang w:bidi="th-TH"/>
+        </w:rPr>
+        <w:t>s</w:t>
+      </w:r>
+      <w:r>
+        <w:rPr>
+          <w:rFonts w:ascii="Arial" w:hAnsi="Arial" w:cs="Cordia New"/>
+          <w:sz w:val="18"/>
+          <w:szCs w:val="18"/>
+          <w:lang w:bidi="th-TH"/>
+        </w:rPr>
+        <w:t xml:space="preserve">ystem using Java and Spring Boot, </w:t>
+      </w:r>
+      <w:r>
+        <w:rPr>
+          <w:rFonts w:ascii="Arial" w:hAnsi="Arial" w:cs="Cordia New"/>
+          <w:sz w:val="18"/>
+          <w:szCs w:val="18"/>
+          <w:lang w:bidi="th-TH"/>
+        </w:rPr>
+        <w:t xml:space="preserve">including </w:t>
+      </w:r>
+      <w:r>
+        <w:rPr>
+          <w:rFonts w:ascii="Arial" w:hAnsi="Arial" w:cs="Cordia New"/>
+          <w:sz w:val="18"/>
+          <w:szCs w:val="18"/>
+          <w:lang w:bidi="th-TH"/>
+        </w:rPr>
+        <w:t>RESTful APIs, role-based access control, and course management</w:t>
+      </w:r>
+      <w:r>
+        <w:rPr>
+          <w:rFonts w:ascii="Arial" w:hAnsi="Arial" w:cs="Cordia New"/>
+          <w:sz w:val="18"/>
+          <w:szCs w:val="18"/>
+          <w:lang w:bidi="th-TH"/>
+        </w:rPr>
+        <w:t xml:space="preserve">, </w:t>
+      </w:r>
+      <w:r>
+        <w:rPr>
+          <w:rFonts w:ascii="Arial" w:hAnsi="Arial" w:cs="Cordia New"/>
+          <w:sz w:val="18"/>
+          <w:szCs w:val="18"/>
+          <w:lang w:bidi="th-TH"/>
+        </w:rPr>
+        <w:t>for a platform used by approximately 500 users.</w:t>
       </w:r>
     </w:p>
     <w:p>
       <w:pPr>
-        <w:spacing w:after="0"/>
-        <w:rPr>
-          <w:rFonts w:ascii="Arial" w:hAnsi="Arial" w:cs="Cordia New"/>
-          <w:b/>
-          <w:bCs/>
-          <w:sz w:val="15"/>
-          <w:szCs w:val="15"/>
-          <w:lang w:bidi="th-TH"/>
-        </w:rPr>
-      </w:pPr>
+        <w:pStyle w:val="ListParagraph"/>
+        <w:numPr>
+          <w:ilvl w:val="0"/>
+          <w:numId w:val="7"/>
+        </w:numPr>
+        <w:rPr>
+          <w:rFonts w:ascii="Arial" w:hAnsi="Arial" w:cs="Cordia New"/>
+          <w:sz w:val="18"/>
+          <w:szCs w:val="18"/>
+          <w:lang w:bidi="th-TH"/>
+        </w:rPr>
+      </w:pPr>
+      <w:r>
+        <w:rPr>
+          <w:rFonts w:ascii="Arial" w:hAnsi="Arial" w:cs="Cordia New"/>
+          <w:sz w:val="18"/>
+          <w:szCs w:val="18"/>
+          <w:lang w:bidi="th-TH"/>
+        </w:rPr>
+        <w:t>Delivered</w:t>
+      </w:r>
+      <w:r>
+        <w:rPr>
+          <w:rFonts w:ascii="Arial" w:hAnsi="Arial" w:cs="Cordia New"/>
+          <w:sz w:val="18"/>
+          <w:szCs w:val="18"/>
+          <w:lang w:bidi="th-TH"/>
+        </w:rPr>
+        <w:t xml:space="preserve"> classroom announcements, document uploads, attendance tracking, pre-</w:t>
+      </w:r>
+      <w:r>
+        <w:rPr>
+          <w:rFonts w:ascii="Arial" w:hAnsi="Arial" w:cs="Cordia New"/>
+          <w:sz w:val="18"/>
+          <w:szCs w:val="18"/>
+          <w:lang w:bidi="th-TH"/>
+        </w:rPr>
+        <w:t>test</w:t>
+      </w:r>
+      <w:r>
+        <w:rPr>
+          <w:rFonts w:ascii="Arial" w:hAnsi="Arial" w:cs="Cordia New"/>
+          <w:sz w:val="18"/>
+          <w:szCs w:val="18"/>
+          <w:lang w:bidi="th-TH"/>
+        </w:rPr>
+        <w:t xml:space="preserve"> and post-test scoring</w:t>
+      </w:r>
+      <w:r>
+        <w:rPr>
+          <w:rFonts w:ascii="Arial" w:hAnsi="Arial" w:cs="Cordia New"/>
+          <w:sz w:val="18"/>
+          <w:szCs w:val="18"/>
+          <w:lang w:bidi="th-TH"/>
+        </w:rPr>
+        <w:t xml:space="preserve"> and statistic</w:t>
+      </w:r>
+      <w:r>
+        <w:rPr>
+          <w:rFonts w:ascii="Arial" w:hAnsi="Arial" w:cs="Cordia New"/>
+          <w:sz w:val="18"/>
+          <w:szCs w:val="18"/>
+          <w:lang w:bidi="th-TH"/>
+        </w:rPr>
+        <w:t>s</w:t>
+      </w:r>
+      <w:r>
+        <w:rPr>
+          <w:rFonts w:ascii="Arial" w:hAnsi="Arial" w:cs="Cordia New"/>
+          <w:sz w:val="18"/>
+          <w:szCs w:val="18"/>
+          <w:lang w:bidi="th-TH"/>
+        </w:rPr>
+        <w:t>, and a subject Q&amp;A module</w:t>
+      </w:r>
+      <w:r>
+        <w:rPr>
+          <w:rFonts w:ascii="Arial" w:hAnsi="Arial" w:cs="Cordia New"/>
+          <w:sz w:val="18"/>
+          <w:szCs w:val="18"/>
+          <w:lang w:bidi="th-TH"/>
+        </w:rPr>
+        <w:t>.</w:t>
+      </w:r>
     </w:p>
     <w:p>
       <w:pPr>
         <w:spacing w:after="0"/>
         <w:rPr>
           <w:rFonts w:ascii="Arial" w:hAnsi="Arial" w:cs="Cordia New"/>
-          <w:sz w:val="21"/>
-          <w:szCs w:val="21"/>
-          <w:lang w:bidi="th-TH"/>
-        </w:rPr>
-      </w:pPr>
-      <w:r>
-        <w:rPr>
-          <w:rFonts w:ascii="Arial" w:hAnsi="Arial" w:cs="Cordia New"/>
-          <w:b/>
-          <w:bCs/>
-          <w:sz w:val="21"/>
-          <w:szCs w:val="21"/>
+          <w:sz w:val="18"/>
+          <w:szCs w:val="18"/>
+          <w:lang w:bidi="th-TH"/>
+        </w:rPr>
+      </w:pPr>
+      <w:r>
+        <w:rPr>
+          <w:rFonts w:ascii="Arial" w:hAnsi="Arial" w:cs="Cordia New"/>
+          <w:b/>
+          <w:bCs/>
+          <w:sz w:val="18"/>
+          <w:szCs w:val="18"/>
           <w:lang w:bidi="th-TH"/>
         </w:rPr>
         <w:t>BUU POSN Camp</w:t>
@@ -1388,8 +1829,8 @@
       <w:r>
         <w:rPr>
           <w:rFonts w:ascii="Arial" w:hAnsi="Arial" w:cs="Cordia New"/>
-          <w:sz w:val="21"/>
-          <w:szCs w:val="21"/>
+          <w:sz w:val="18"/>
+          <w:szCs w:val="18"/>
           <w:lang w:bidi="th-TH"/>
         </w:rPr>
         <w:tab/>
@@ -1397,8 +1838,8 @@
       <w:r>
         <w:rPr>
           <w:rFonts w:ascii="Arial" w:hAnsi="Arial" w:cs="Cordia New"/>
-          <w:sz w:val="21"/>
-          <w:szCs w:val="21"/>
+          <w:sz w:val="18"/>
+          <w:szCs w:val="18"/>
           <w:lang w:bidi="th-TH"/>
         </w:rPr>
         <w:tab/>
@@ -1406,8 +1847,8 @@
       <w:r>
         <w:rPr>
           <w:rFonts w:ascii="Arial" w:hAnsi="Arial" w:cs="Cordia New"/>
-          <w:sz w:val="21"/>
-          <w:szCs w:val="21"/>
+          <w:sz w:val="18"/>
+          <w:szCs w:val="18"/>
           <w:lang w:bidi="th-TH"/>
         </w:rPr>
         <w:tab/>
@@ -1415,8 +1856,8 @@
       <w:r>
         <w:rPr>
           <w:rFonts w:ascii="Arial" w:hAnsi="Arial" w:cs="Cordia New"/>
-          <w:sz w:val="21"/>
-          <w:szCs w:val="21"/>
+          <w:sz w:val="18"/>
+          <w:szCs w:val="18"/>
           <w:lang w:bidi="th-TH"/>
         </w:rPr>
         <w:tab/>
@@ -1424,8 +1865,8 @@
       <w:r>
         <w:rPr>
           <w:rFonts w:ascii="Arial" w:hAnsi="Arial" w:cs="Cordia New"/>
-          <w:sz w:val="21"/>
-          <w:szCs w:val="21"/>
+          <w:sz w:val="18"/>
+          <w:szCs w:val="18"/>
           <w:lang w:bidi="th-TH"/>
         </w:rPr>
         <w:tab/>
@@ -1433,8 +1874,8 @@
       <w:r>
         <w:rPr>
           <w:rFonts w:ascii="Arial" w:hAnsi="Arial" w:cs="Cordia New"/>
-          <w:sz w:val="21"/>
-          <w:szCs w:val="21"/>
+          <w:sz w:val="18"/>
+          <w:szCs w:val="18"/>
           <w:lang w:bidi="th-TH"/>
         </w:rPr>
         <w:tab/>
@@ -1442,8 +1883,8 @@
       <w:r>
         <w:rPr>
           <w:rFonts w:ascii="Arial" w:hAnsi="Arial" w:cs="Cordia New"/>
-          <w:sz w:val="21"/>
-          <w:szCs w:val="21"/>
+          <w:sz w:val="18"/>
+          <w:szCs w:val="18"/>
           <w:lang w:bidi="th-TH"/>
         </w:rPr>
         <w:tab/>
@@ -1451,8 +1892,8 @@
       <w:r>
         <w:rPr>
           <w:rFonts w:ascii="Arial" w:hAnsi="Arial" w:cs="Cordia New"/>
-          <w:sz w:val="21"/>
-          <w:szCs w:val="21"/>
+          <w:sz w:val="18"/>
+          <w:szCs w:val="18"/>
           <w:lang w:bidi="th-TH"/>
         </w:rPr>
         <w:tab/>
@@ -1460,8 +1901,8 @@
       <w:r>
         <w:rPr>
           <w:rFonts w:ascii="Arial" w:hAnsi="Arial" w:cs="Cordia New"/>
-          <w:sz w:val="21"/>
-          <w:szCs w:val="21"/>
+          <w:sz w:val="18"/>
+          <w:szCs w:val="18"/>
           <w:lang w:bidi="th-TH"/>
         </w:rPr>
         <w:tab/>
@@ -1470,8 +1911,17 @@
       <w:r>
         <w:rPr>
           <w:rFonts w:ascii="Arial" w:hAnsi="Arial" w:cs="Cordia New"/>
-          <w:sz w:val="21"/>
-          <w:szCs w:val="21"/>
+          <w:sz w:val="18"/>
+          <w:szCs w:val="18"/>
+          <w:lang w:bidi="th-TH"/>
+        </w:rPr>
+        <w:t xml:space="preserve">       </w:t>
+      </w:r>
+      <w:r>
+        <w:rPr>
+          <w:rFonts w:ascii="Arial" w:hAnsi="Arial" w:cs="Cordia New"/>
+          <w:sz w:val="18"/>
+          <w:szCs w:val="18"/>
           <w:lang w:bidi="th-TH"/>
         </w:rPr>
         <w:t>Oct. 2023 – Present</w:t>
@@ -1484,15 +1934,15 @@
           <w:rFonts w:ascii="Arial" w:hAnsi="Arial" w:cs="Arial"/>
           <w:b/>
           <w:bCs/>
-          <w:sz w:val="21"/>
-          <w:szCs w:val="21"/>
-        </w:rPr>
-      </w:pPr>
-      <w:r>
-        <w:rPr>
-          <w:rFonts w:ascii="Arial" w:hAnsi="Arial" w:cs="Cordia New"/>
-          <w:sz w:val="21"/>
-          <w:szCs w:val="21"/>
+          <w:sz w:val="18"/>
+          <w:szCs w:val="18"/>
+        </w:rPr>
+      </w:pPr>
+      <w:r>
+        <w:rPr>
+          <w:rFonts w:ascii="Arial" w:hAnsi="Arial" w:cs="Cordia New"/>
+          <w:sz w:val="18"/>
+          <w:szCs w:val="18"/>
           <w:lang w:bidi="th-TH"/>
         </w:rPr>
         <w:t>Teaching Assistant</w:t>
@@ -1510,31 +1960,19 @@
           <w:rFonts w:ascii="Arial" w:hAnsi="Arial" w:cs="Arial"/>
           <w:b/>
           <w:bCs/>
-          <w:sz w:val="21"/>
-          <w:szCs w:val="21"/>
+          <w:sz w:val="18"/>
+          <w:szCs w:val="18"/>
         </w:rPr>
       </w:pPr>
       <w:r>
         <w:rPr>
           <w:rFonts w:ascii="Arial" w:hAnsi="Arial" w:cs="Browallia New"/>
-          <w:sz w:val="21"/>
-          <w:szCs w:val="21"/>
+          <w:sz w:val="18"/>
+          <w:szCs w:val="18"/>
           <w:lang w:bidi="th-TH"/>
         </w:rPr>
         <w:t>Instructed high school students from Eastern Thailand in data structures and algorithms.</w:t>
       </w:r>
-    </w:p>
-    <w:p>
-      <w:pPr>
-        <w:spacing w:after="0"/>
-        <w:rPr>
-          <w:rFonts w:ascii="Arial" w:hAnsi="Arial" w:cs="Arial"/>
-          <w:b/>
-          <w:bCs/>
-          <w:sz w:val="4"/>
-          <w:szCs w:val="4"/>
-        </w:rPr>
-      </w:pPr>
     </w:p>
     <w:p>
       <w:pPr>
@@ -1543,75 +1981,50 @@
           <w:ilvl w:val="0"/>
           <w:numId w:val="5"/>
         </w:numPr>
-        <w:spacing w:after="0"/>
-        <w:rPr>
-          <w:rFonts w:ascii="Arial" w:hAnsi="Arial" w:cs="Arial"/>
-          <w:b/>
-          <w:bCs/>
-          <w:sz w:val="21"/>
-          <w:szCs w:val="21"/>
+        <w:spacing w:after="280"/>
+        <w:rPr>
+          <w:rFonts w:ascii="Arial" w:hAnsi="Arial" w:cs="Arial"/>
+          <w:b/>
+          <w:bCs/>
+          <w:sz w:val="18"/>
+          <w:szCs w:val="18"/>
         </w:rPr>
       </w:pPr>
       <w:r>
         <w:rPr>
           <w:rFonts w:ascii="Arial" w:hAnsi="Arial" w:cs="Browallia New"/>
-          <w:sz w:val="21"/>
-          <w:szCs w:val="21"/>
+          <w:sz w:val="18"/>
+          <w:szCs w:val="18"/>
           <w:lang w:bidi="th-TH"/>
         </w:rPr>
         <w:t>Designed competitive programming problems and comprehensive test cases for contestant selection.</w:t>
       </w:r>
-    </w:p>
-    <w:p>
-      <w:pPr>
-        <w:spacing w:after="0"/>
-        <w:rPr>
-          <w:rFonts w:ascii="Arial" w:hAnsi="Arial" w:cs="Arial"/>
-          <w:b/>
-          <w:bCs/>
-          <w:sz w:val="15"/>
-          <w:szCs w:val="15"/>
-        </w:rPr>
-      </w:pPr>
     </w:p>
     <w:p>
       <w:pPr>
         <w:pBdr>
           <w:bottom w:val="single" w:sz="6" w:space="1" w:color="auto"/>
         </w:pBdr>
-        <w:spacing w:after="0"/>
-        <w:rPr>
-          <w:rFonts w:ascii="Arial" w:hAnsi="Arial" w:cs="Arial"/>
-          <w:b/>
-          <w:bCs/>
-          <w:sz w:val="21"/>
-          <w:szCs w:val="21"/>
-        </w:rPr>
-      </w:pPr>
-      <w:r>
-        <w:rPr>
-          <w:rFonts w:ascii="Arial" w:hAnsi="Arial" w:cs="Arial"/>
-          <w:b/>
-          <w:bCs/>
-          <w:sz w:val="21"/>
-          <w:szCs w:val="21"/>
+        <w:spacing w:after="80"/>
+        <w:rPr>
+          <w:rFonts w:ascii="Arial" w:hAnsi="Arial" w:cs="Arial"/>
+          <w:b/>
+          <w:bCs/>
+          <w:sz w:val="18"/>
+          <w:szCs w:val="18"/>
+          <w:cs/>
+        </w:rPr>
+      </w:pPr>
+      <w:r>
+        <w:rPr>
+          <w:rFonts w:ascii="Arial" w:hAnsi="Arial" w:cs="Arial"/>
+          <w:b/>
+          <w:bCs/>
+          <w:sz w:val="18"/>
+          <w:szCs w:val="18"/>
         </w:rPr>
         <w:t>PROJECTS</w:t>
       </w:r>
-    </w:p>
-    <w:p>
-      <w:pPr>
-        <w:spacing w:after="0"/>
-        <w:rPr>
-          <w:rFonts w:ascii="Arial" w:hAnsi="Arial" w:cs="Cordia New"/>
-          <w:b/>
-          <w:bCs/>
-          <w:sz w:val="12"/>
-          <w:szCs w:val="12"/>
-          <w:cs/>
-          <w:lang w:bidi="th-TH"/>
-        </w:rPr>
-      </w:pPr>
     </w:p>
     <w:p>
       <w:pPr>
@@ -1623,29 +2036,35 @@
         <w:spacing w:after="0"/>
         <w:rPr>
           <w:rFonts w:ascii="Arial" w:hAnsi="Arial" w:cs="Arial"/>
-          <w:sz w:val="21"/>
-          <w:szCs w:val="21"/>
-        </w:rPr>
-      </w:pPr>
-      <w:r>
-        <w:rPr>
-          <w:rFonts w:ascii="Arial" w:hAnsi="Arial" w:cs="Cordia New"/>
-          <w:b/>
-          <w:bCs/>
-          <w:sz w:val="21"/>
-          <w:szCs w:val="21"/>
-          <w:lang w:bidi="th-TH"/>
-        </w:rPr>
-        <w:t xml:space="preserve">SpellCam </w:t>
-      </w:r>
-      <w:r>
-        <w:rPr>
-          <w:rFonts w:ascii="Arial" w:hAnsi="Arial" w:cs="Cordia New"/>
-          <w:sz w:val="21"/>
-          <w:szCs w:val="21"/>
-          <w:lang w:bidi="th-TH"/>
-        </w:rPr>
-        <w:t>– Led a 3-member team to develop a WebRTC application with user authentication, Socket.IO signaling, and MediaPipe-based hand tracking, synchronizing gesture data and media streams through WebRTC data channels.</w:t>
+          <w:sz w:val="18"/>
+          <w:szCs w:val="18"/>
+        </w:rPr>
+      </w:pPr>
+      <w:r>
+        <w:rPr>
+          <w:rFonts w:ascii="Arial" w:hAnsi="Arial" w:cs="Arial"/>
+          <w:b/>
+          <w:bCs/>
+          <w:sz w:val="18"/>
+          <w:szCs w:val="18"/>
+        </w:rPr>
+        <w:t>Graph Rag Service</w:t>
+      </w:r>
+      <w:r>
+        <w:rPr>
+          <w:rFonts w:ascii="Arial" w:hAnsi="Arial" w:cs="Arial"/>
+          <w:sz w:val="18"/>
+          <w:szCs w:val="18"/>
+        </w:rPr>
+        <w:t xml:space="preserve"> – </w:t>
+      </w:r>
+      <w:r>
+        <w:rPr>
+          <w:rFonts w:ascii="Arial" w:hAnsi="Arial" w:cs="Arial"/>
+          <w:sz w:val="18"/>
+          <w:szCs w:val="18"/>
+        </w:rPr>
+        <w:t>Built a Graph RAG backend in Go that chunks documents, extracts entities with an LLM, and stores embeddings in Memgraph. Questions are answered by cosine vector search plus graph hops. User, Knowledge, and Conversation services follow domain-driven design, CQRS, and clean architecture, with JWT auth and gRPC.</w:t>
       </w:r>
     </w:p>
     <w:p>
@@ -1653,10 +2072,8 @@
         <w:spacing w:after="0"/>
         <w:rPr>
           <w:rFonts w:ascii="Arial" w:hAnsi="Arial" w:cs="Arial"/>
-          <w:b/>
-          <w:bCs/>
-          <w:sz w:val="8"/>
-          <w:szCs w:val="8"/>
+          <w:sz w:val="6"/>
+          <w:szCs w:val="6"/>
         </w:rPr>
       </w:pPr>
     </w:p>
@@ -1670,105 +2087,29 @@
         <w:spacing w:after="0"/>
         <w:rPr>
           <w:rFonts w:ascii="Arial" w:hAnsi="Arial" w:cs="Arial"/>
-          <w:b/>
-          <w:bCs/>
-          <w:sz w:val="20"/>
-          <w:szCs w:val="20"/>
-        </w:rPr>
-      </w:pPr>
-      <w:r>
-        <w:rPr>
-          <w:rFonts w:ascii="Arial" w:hAnsi="Arial" w:cs="Arial"/>
-          <w:b/>
-          <w:bCs/>
-          <w:sz w:val="21"/>
-          <w:szCs w:val="21"/>
-        </w:rPr>
-        <w:t>Go Chat Backend</w:t>
-      </w:r>
-      <w:r>
-        <w:rPr>
-          <w:rFonts w:ascii="Arial" w:hAnsi="Arial" w:cs="Arial"/>
-          <w:b/>
-          <w:bCs/>
-          <w:sz w:val="21"/>
-          <w:szCs w:val="21"/>
-        </w:rPr>
-        <w:t xml:space="preserve"> </w:t>
-      </w:r>
-      <w:r>
-        <w:rPr>
-          <w:rFonts w:ascii="Arial" w:hAnsi="Arial" w:cs="Arial"/>
-          <w:sz w:val="21"/>
-          <w:szCs w:val="21"/>
-        </w:rPr>
-        <w:t>–</w:t>
-      </w:r>
-      <w:r>
-        <w:rPr>
-          <w:rFonts w:ascii="Arial" w:hAnsi="Arial" w:cs="Arial"/>
-          <w:b/>
-          <w:bCs/>
-          <w:sz w:val="21"/>
-          <w:szCs w:val="21"/>
-        </w:rPr>
-        <w:t xml:space="preserve"> </w:t>
-      </w:r>
-      <w:r>
-        <w:rPr>
-          <w:rFonts w:ascii="Arial" w:hAnsi="Arial" w:cs="Arial"/>
-          <w:sz w:val="21"/>
-          <w:szCs w:val="21"/>
-        </w:rPr>
-        <w:t>Built a modular-monolith chat backend in Go with REST</w:t>
-      </w:r>
-      <w:r>
-        <w:rPr>
-          <w:rFonts w:ascii="Arial" w:hAnsi="Arial" w:cs="Arial"/>
-          <w:sz w:val="21"/>
-          <w:szCs w:val="21"/>
-        </w:rPr>
-        <w:t xml:space="preserve">ful, </w:t>
-      </w:r>
-      <w:r>
-        <w:rPr>
-          <w:rFonts w:ascii="Arial" w:hAnsi="Arial" w:cs="Arial"/>
-          <w:sz w:val="21"/>
-          <w:szCs w:val="21"/>
-        </w:rPr>
-        <w:t>gRPC</w:t>
-      </w:r>
-      <w:r>
-        <w:rPr>
-          <w:rFonts w:ascii="Arial" w:hAnsi="Arial" w:cs="Arial"/>
-          <w:sz w:val="21"/>
-          <w:szCs w:val="21"/>
-        </w:rPr>
-        <w:t xml:space="preserve">, </w:t>
-      </w:r>
-      <w:r>
-        <w:rPr>
-          <w:rFonts w:ascii="Arial" w:hAnsi="Arial" w:cs="Arial"/>
-          <w:sz w:val="21"/>
-          <w:szCs w:val="21"/>
-        </w:rPr>
-        <w:t>WebSocket APIs</w:t>
-      </w:r>
-      <w:r>
-        <w:rPr>
-          <w:rFonts w:ascii="Arial" w:hAnsi="Arial" w:cs="Arial"/>
-          <w:sz w:val="21"/>
-          <w:szCs w:val="21"/>
-        </w:rPr>
-        <w:t>, and</w:t>
-      </w:r>
-      <w:r>
-        <w:rPr>
-          <w:rFonts w:ascii="Arial" w:hAnsi="Arial" w:cs="Arial"/>
-          <w:sz w:val="21"/>
-          <w:szCs w:val="21"/>
-        </w:rPr>
-        <w:t xml:space="preserve"> integrated RabbitMQ for async event handling and real-time messaging.</w:t>
+          <w:sz w:val="18"/>
+          <w:szCs w:val="18"/>
+        </w:rPr>
+      </w:pPr>
+      <w:r>
+        <w:rPr>
+          <w:rFonts w:ascii="Arial" w:hAnsi="Arial" w:cs="Cordia New"/>
+          <w:b/>
+          <w:bCs/>
+          <w:sz w:val="18"/>
+          <w:szCs w:val="18"/>
+          <w:lang w:bidi="th-TH"/>
+        </w:rPr>
+        <w:t xml:space="preserve">SpellCam </w:t>
+      </w:r>
+      <w:r>
+        <w:rPr>
+          <w:rFonts w:ascii="Arial" w:hAnsi="Arial" w:cs="Cordia New"/>
+          <w:sz w:val="18"/>
+          <w:szCs w:val="18"/>
+          <w:lang w:bidi="th-TH"/>
+        </w:rPr>
+        <w:t>– Led a 3-member team to develop a WebRTC application with user authentication, Socket.IO signaling, and MediaPipe-based hand tracking, synchronizing gesture data and media streams through WebRTC data channels.</w:t>
       </w:r>
     </w:p>
     <w:p>
@@ -1776,8 +2117,10 @@
         <w:spacing w:after="0"/>
         <w:rPr>
           <w:rFonts w:ascii="Arial" w:hAnsi="Arial" w:cs="Arial"/>
-          <w:sz w:val="8"/>
-          <w:szCs w:val="8"/>
+          <w:b/>
+          <w:bCs/>
+          <w:sz w:val="6"/>
+          <w:szCs w:val="6"/>
         </w:rPr>
       </w:pPr>
     </w:p>
@@ -1790,42 +2133,193 @@
         </w:numPr>
         <w:spacing w:after="0"/>
         <w:rPr>
-          <w:rFonts w:ascii="Arial" w:hAnsi="Arial" w:cs="Cordia New"/>
-          <w:b/>
-          <w:bCs/>
-          <w:sz w:val="20"/>
-          <w:szCs w:val="20"/>
-          <w:lang w:bidi="th-TH"/>
-        </w:rPr>
-      </w:pPr>
-      <w:r>
-        <w:rPr>
-          <w:rFonts w:ascii="Arial" w:hAnsi="Arial" w:cs="Cordia New"/>
-          <w:b/>
-          <w:bCs/>
-          <w:sz w:val="21"/>
-          <w:szCs w:val="21"/>
-          <w:lang w:bidi="th-TH"/>
+          <w:rFonts w:ascii="Arial" w:hAnsi="Arial" w:cs="Arial"/>
+          <w:b/>
+          <w:bCs/>
+          <w:sz w:val="16"/>
+          <w:szCs w:val="16"/>
+        </w:rPr>
+      </w:pPr>
+      <w:r>
+        <w:rPr>
+          <w:rFonts w:ascii="Arial" w:hAnsi="Arial" w:cs="Arial"/>
+          <w:b/>
+          <w:bCs/>
+          <w:sz w:val="18"/>
+          <w:szCs w:val="18"/>
+        </w:rPr>
+        <w:t>Go Chat Backend</w:t>
+      </w:r>
+      <w:r>
+        <w:rPr>
+          <w:rFonts w:ascii="Arial" w:hAnsi="Arial" w:cs="Arial"/>
+          <w:b/>
+          <w:bCs/>
+          <w:sz w:val="18"/>
+          <w:szCs w:val="18"/>
+        </w:rPr>
+        <w:t xml:space="preserve"> </w:t>
+      </w:r>
+      <w:r>
+        <w:rPr>
+          <w:rFonts w:ascii="Arial" w:hAnsi="Arial" w:cs="Arial"/>
+          <w:sz w:val="18"/>
+          <w:szCs w:val="18"/>
+        </w:rPr>
+        <w:t>–</w:t>
+      </w:r>
+      <w:r>
+        <w:rPr>
+          <w:rFonts w:ascii="Arial" w:hAnsi="Arial" w:cs="Arial"/>
+          <w:b/>
+          <w:bCs/>
+          <w:sz w:val="18"/>
+          <w:szCs w:val="18"/>
+        </w:rPr>
+        <w:t xml:space="preserve"> </w:t>
+      </w:r>
+      <w:r>
+        <w:rPr>
+          <w:rFonts w:ascii="Arial" w:hAnsi="Arial" w:cs="Arial"/>
+          <w:sz w:val="18"/>
+          <w:szCs w:val="18"/>
+        </w:rPr>
+        <w:t>Built a modular-monolith chat backend in Go with REST</w:t>
+      </w:r>
+      <w:r>
+        <w:rPr>
+          <w:rFonts w:ascii="Arial" w:hAnsi="Arial" w:cs="Arial"/>
+          <w:sz w:val="18"/>
+          <w:szCs w:val="18"/>
+        </w:rPr>
+        <w:t xml:space="preserve">ful, </w:t>
+      </w:r>
+      <w:r>
+        <w:rPr>
+          <w:rFonts w:ascii="Arial" w:hAnsi="Arial" w:cs="Arial"/>
+          <w:sz w:val="18"/>
+          <w:szCs w:val="18"/>
+        </w:rPr>
+        <w:t>gRPC</w:t>
+      </w:r>
+      <w:r>
+        <w:rPr>
+          <w:rFonts w:ascii="Arial" w:hAnsi="Arial" w:cs="Arial"/>
+          <w:sz w:val="18"/>
+          <w:szCs w:val="18"/>
+        </w:rPr>
+        <w:t xml:space="preserve">, </w:t>
+      </w:r>
+      <w:r>
+        <w:rPr>
+          <w:rFonts w:ascii="Arial" w:hAnsi="Arial" w:cs="Arial"/>
+          <w:sz w:val="18"/>
+          <w:szCs w:val="18"/>
+        </w:rPr>
+        <w:t>WebSocket APIs</w:t>
+      </w:r>
+      <w:r>
+        <w:rPr>
+          <w:rFonts w:ascii="Arial" w:hAnsi="Arial" w:cs="Arial"/>
+          <w:sz w:val="18"/>
+          <w:szCs w:val="18"/>
+        </w:rPr>
+        <w:t>, and</w:t>
+      </w:r>
+      <w:r>
+        <w:rPr>
+          <w:rFonts w:ascii="Arial" w:hAnsi="Arial" w:cs="Arial"/>
+          <w:sz w:val="18"/>
+          <w:szCs w:val="18"/>
+        </w:rPr>
+        <w:t xml:space="preserve"> integrated RabbitMQ for async event handling and real-time messaging.</w:t>
+      </w:r>
+    </w:p>
+    <w:p>
+      <w:pPr>
+        <w:spacing w:after="0"/>
+        <w:rPr>
+          <w:rFonts w:ascii="Arial" w:hAnsi="Arial" w:cs="Arial"/>
+          <w:b/>
+          <w:bCs/>
+          <w:sz w:val="6"/>
+          <w:szCs w:val="6"/>
+        </w:rPr>
+      </w:pPr>
+    </w:p>
+    <w:p>
+      <w:pPr>
+        <w:pStyle w:val="ListParagraph"/>
+        <w:numPr>
+          <w:ilvl w:val="0"/>
+          <w:numId w:val="12"/>
+        </w:numPr>
+        <w:spacing w:after="0"/>
+        <w:rPr>
+          <w:rFonts w:ascii="Arial" w:hAnsi="Arial" w:cs="Arial"/>
+          <w:b/>
+          <w:bCs/>
+          <w:sz w:val="18"/>
+          <w:szCs w:val="18"/>
+        </w:rPr>
+      </w:pPr>
+      <w:r>
+        <w:rPr>
+          <w:rFonts w:ascii="Arial" w:hAnsi="Arial" w:cs="Arial"/>
+          <w:b/>
+          <w:bCs/>
+          <w:sz w:val="18"/>
+          <w:szCs w:val="18"/>
         </w:rPr>
         <w:t>Clean Go User Service</w:t>
       </w:r>
       <w:r>
         <w:rPr>
-          <w:rFonts w:ascii="Arial" w:hAnsi="Arial" w:cs="Cordia New"/>
-          <w:sz w:val="21"/>
-          <w:szCs w:val="21"/>
-          <w:lang w:bidi="th-TH"/>
-        </w:rPr>
-        <w:t xml:space="preserve"> – </w:t>
-      </w:r>
-      <w:r>
-        <w:rPr>
-          <w:rFonts w:ascii="Arial" w:hAnsi="Arial" w:cs="Cordia New"/>
-          <w:sz w:val="21"/>
-          <w:szCs w:val="21"/>
-          <w:lang w:bidi="th-TH"/>
-        </w:rPr>
-        <w:t>Built a Go authentication service using Clean Architecture, implementing Google OAuth2 login and sign-up with rotating access and refresh token flows. Exposed RESTful APIs with Gorilla Mux and integrated PostgreSQL and Redis for persistent and session data.</w:t>
+          <w:rFonts w:ascii="Arial" w:hAnsi="Arial" w:cs="Arial"/>
+          <w:sz w:val="18"/>
+          <w:szCs w:val="18"/>
+        </w:rPr>
+        <w:t xml:space="preserve"> – Built a Go authentication service using </w:t>
+      </w:r>
+      <w:r>
+        <w:rPr>
+          <w:rFonts w:ascii="Arial" w:hAnsi="Arial" w:cs="Arial"/>
+          <w:sz w:val="18"/>
+          <w:szCs w:val="18"/>
+        </w:rPr>
+        <w:t>c</w:t>
+      </w:r>
+      <w:r>
+        <w:rPr>
+          <w:rFonts w:ascii="Arial" w:hAnsi="Arial" w:cs="Arial"/>
+          <w:sz w:val="18"/>
+          <w:szCs w:val="18"/>
+        </w:rPr>
+        <w:t xml:space="preserve">lean </w:t>
+      </w:r>
+      <w:r>
+        <w:rPr>
+          <w:rFonts w:ascii="Arial" w:hAnsi="Arial" w:cs="Arial"/>
+          <w:sz w:val="18"/>
+          <w:szCs w:val="18"/>
+        </w:rPr>
+        <w:t>ar</w:t>
+      </w:r>
+      <w:r>
+        <w:rPr>
+          <w:rFonts w:ascii="Arial" w:hAnsi="Arial" w:cs="Arial"/>
+          <w:sz w:val="18"/>
+          <w:szCs w:val="18"/>
+        </w:rPr>
+        <w:t>chitecture, implementing Google OAuth2 login and sign-up with rotating access and refresh token flows. Exposed RESTful APIs with Gorilla Mux and integrated PostgreSQL and Redis for persistent and session data</w:t>
+      </w:r>
+      <w:r>
+        <w:rPr>
+          <w:rFonts w:ascii="Arial" w:hAnsi="Arial" w:cs="Arial"/>
+          <w:sz w:val="18"/>
+          <w:szCs w:val="18"/>
+        </w:rPr>
+        <w:t>.</w:t>
       </w:r>
     </w:p>
     <w:sectPr>
@@ -1839,7 +2333,7 @@
 </file>
 
 <file path=word/endnotes.xml><?xml version="1.0" encoding="utf-8"?>
-<w:endnotes xmlns:wpc="http://schemas.microsoft.com/office/word/2010/wordprocessingCanvas" xmlns:cx="http://schemas.microsoft.com/office/drawing/2014/chartex" xmlns:cx1="http://schemas.microsoft.com/office/drawing/2015/9/8/chartex" xmlns:cx2="http://schemas.microsoft.com/office/drawing/2015/10/21/chartex" xmlns:cx3="http://schemas.microsoft.com/office/drawing/2016/5/9/chartex" xmlns:cx4="http://schemas.microsoft.com/office/drawing/2016/5/10/chartex" xmlns:cx5="http://schemas.microsoft.com/office/drawing/2016/5/11/chartex" xmlns:cx6="http://schemas.microsoft.com/office/drawing/2016/5/12/chartex" xmlns:cx7="http://schemas.microsoft.com/office/drawing/2016/5/13/chartex" xmlns:cx8="http://schemas.microsoft.com/office/drawing/2016/5/14/chartex" xmlns:mc="http://schemas.openxmlformats.org/markup-compatibility/2006" xmlns:m="http://schemas.openxmlformats.org/officeDocument/2006/math" xmlns:aink="http://schemas.microsoft.com/office/drawing/2016/ink" xmlns:am3d="http://schemas.microsoft.com/office/drawing/2017/model3d" xmlns:oel="http://schemas.microsoft.com/office/2019/extlst" xmlns:r="http://schemas.openxmlformats.org/officeDocument/2006/relationships" xmlns:wp14="http://schemas.microsoft.com/office/word/2010/wordprocessingDrawing" xmlns:wp="http://schemas.openxmlformats.org/drawingml/2006/wordprocessingDrawing" xmlns:wpg="http://schemas.microsoft.com/office/word/2010/wordprocessingGroup" xmlns:wpi="http://schemas.microsoft.com/office/word/2010/wordprocessingInk" xmlns:wps="http://schemas.microsoft.com/office/word/2010/wordprocessingShape" xmlns:o="urn:schemas-microsoft-com:office:office" xmlns:v="urn:schemas-microsoft-com:vml" xmlns:w10="urn:schemas-microsoft-com:office:word" xmlns:w="http://schemas.openxmlformats.org/wordprocessingml/2006/main" xmlns:w14="http://schemas.microsoft.com/office/word/2010/wordml" xmlns:w15="http://schemas.microsoft.com/office/word/2012/wordml" xmlns:w16cei="http://schemas.microsoft.com/office/word/2026/wordml/cei" xmlns:w16cex="http://schemas.microsoft.com/office/word/2018/wordml/cex" xmlns:w16cid="http://schemas.microsoft.com/office/word/2016/wordml/cid" xmlns:w16="http://schemas.microsoft.com/office/word/2018/wordml" xmlns:w16sdtdh="http://schemas.microsoft.com/office/word/2020/wordml/sdtdatahash" xmlns:w16sdtfl="http://schemas.microsoft.com/office/word/2024/wordml/sdtformatlock" xmlns:w16se="http://schemas.microsoft.com/office/word/2015/wordml/symex" xmlns:w16du="http://schemas.microsoft.com/office/word/2023/wordml/word16du" xmlns:wne="http://schemas.microsoft.com/office/word/2006/wordml" mc:Ignorable="w14 w15 w16se w16cid w16 w16cex w16sdtdh w16sdtfl w16du wp14">
+<w:endnotes xmlns:wpc="http://schemas.microsoft.com/office/word/2010/wordprocessingCanvas" xmlns:cx="http://schemas.microsoft.com/office/drawing/2014/chartex" xmlns:cx1="http://schemas.microsoft.com/office/drawing/2015/9/8/chartex" xmlns:cx2="http://schemas.microsoft.com/office/drawing/2015/10/21/chartex" xmlns:cx3="http://schemas.microsoft.com/office/drawing/2016/5/9/chartex" xmlns:cx4="http://schemas.microsoft.com/office/drawing/2016/5/10/chartex" xmlns:cx5="http://schemas.microsoft.com/office/drawing/2016/5/11/chartex" xmlns:cx6="http://schemas.microsoft.com/office/drawing/2016/5/12/chartex" xmlns:cx7="http://schemas.microsoft.com/office/drawing/2016/5/13/chartex" xmlns:cx8="http://schemas.microsoft.com/office/drawing/2016/5/14/chartex" xmlns:mc="http://schemas.openxmlformats.org/markup-compatibility/2006" xmlns:m="http://schemas.openxmlformats.org/officeDocument/2006/math" xmlns:aink="http://schemas.microsoft.com/office/drawing/2016/ink" xmlns:am3d="http://schemas.microsoft.com/office/drawing/2017/model3d" xmlns:oel="http://schemas.microsoft.com/office/2019/extlst" xmlns:r="http://schemas.openxmlformats.org/officeDocument/2006/relationships" xmlns:wp14="http://schemas.microsoft.com/office/word/2010/wordprocessingDrawing" xmlns:wp="http://schemas.openxmlformats.org/drawingml/2006/wordprocessingDrawing" xmlns:wpg="http://schemas.microsoft.com/office/word/2010/wordprocessingGroup" xmlns:wpi="http://schemas.microsoft.com/office/word/2010/wordprocessingInk" xmlns:wps="http://schemas.microsoft.com/office/word/2010/wordprocessingShape" xmlns:o="urn:schemas-microsoft-com:office:office" xmlns:v="urn:schemas-microsoft-com:vml" xmlns:w10="urn:schemas-microsoft-com:office:word" xmlns:w="http://schemas.openxmlformats.org/wordprocessingml/2006/main" xmlns:w14="http://schemas.microsoft.com/office/word/2010/wordml" xmlns:w15="http://schemas.microsoft.com/office/word/2012/wordml" xmlns:w16cex="http://schemas.microsoft.com/office/word/2018/wordml/cex" xmlns:w16cid="http://schemas.microsoft.com/office/word/2016/wordml/cid" xmlns:w16="http://schemas.microsoft.com/office/word/2018/wordml" xmlns:w16sdtdh="http://schemas.microsoft.com/office/word/2020/wordml/sdtdatahash" xmlns:w16sdtfl="http://schemas.microsoft.com/office/word/2024/wordml/sdtformatlock" xmlns:w16se="http://schemas.microsoft.com/office/word/2015/wordml/symex" xmlns:w16du="http://schemas.microsoft.com/office/word/2023/wordml/word16du" xmlns:wne="http://schemas.microsoft.com/office/word/2006/wordml" mc:Ignorable="w14 w15 w16se w16cid w16 w16cex w16sdtdh w16sdtfl w16du wp14">
   <w:endnote w:type="separator" w:id="-1">
     <w:p>
       <w:pPr>
@@ -1864,7 +2358,7 @@
 </file>
 
 <file path=word/footnotes.xml><?xml version="1.0" encoding="utf-8"?>
-<w:footnotes xmlns:wpc="http://schemas.microsoft.com/office/word/2010/wordprocessingCanvas" xmlns:cx="http://schemas.microsoft.com/office/drawing/2014/chartex" xmlns:cx1="http://schemas.microsoft.com/office/drawing/2015/9/8/chartex" xmlns:cx2="http://schemas.microsoft.com/office/drawing/2015/10/21/chartex" xmlns:cx3="http://schemas.microsoft.com/office/drawing/2016/5/9/chartex" xmlns:cx4="http://schemas.microsoft.com/office/drawing/2016/5/10/chartex" xmlns:cx5="http://schemas.microsoft.com/office/drawing/2016/5/11/chartex" xmlns:cx6="http://schemas.microsoft.com/office/drawing/2016/5/12/chartex" xmlns:cx7="http://schemas.microsoft.com/office/drawing/2016/5/13/chartex" xmlns:cx8="http://schemas.microsoft.com/office/drawing/2016/5/14/chartex" xmlns:mc="http://schemas.openxmlformats.org/markup-compatibility/2006" xmlns:m="http://schemas.openxmlformats.org/officeDocument/2006/math" xmlns:aink="http://schemas.microsoft.com/office/drawing/2016/ink" xmlns:am3d="http://schemas.microsoft.com/office/drawing/2017/model3d" xmlns:oel="http://schemas.microsoft.com/office/2019/extlst" xmlns:r="http://schemas.openxmlformats.org/officeDocument/2006/relationships" xmlns:wp14="http://schemas.microsoft.com/office/word/2010/wordprocessingDrawing" xmlns:wp="http://schemas.openxmlformats.org/drawingml/2006/wordprocessingDrawing" xmlns:wpg="http://schemas.microsoft.com/office/word/2010/wordprocessingGroup" xmlns:wpi="http://schemas.microsoft.com/office/word/2010/wordprocessingInk" xmlns:wps="http://schemas.microsoft.com/office/word/2010/wordprocessingShape" xmlns:o="urn:schemas-microsoft-com:office:office" xmlns:v="urn:schemas-microsoft-com:vml" xmlns:w10="urn:schemas-microsoft-com:office:word" xmlns:w="http://schemas.openxmlformats.org/wordprocessingml/2006/main" xmlns:w14="http://schemas.microsoft.com/office/word/2010/wordml" xmlns:w15="http://schemas.microsoft.com/office/word/2012/wordml" xmlns:w16cei="http://schemas.microsoft.com/office/word/2026/wordml/cei" xmlns:w16cex="http://schemas.microsoft.com/office/word/2018/wordml/cex" xmlns:w16cid="http://schemas.microsoft.com/office/word/2016/wordml/cid" xmlns:w16="http://schemas.microsoft.com/office/word/2018/wordml" xmlns:w16sdtdh="http://schemas.microsoft.com/office/word/2020/wordml/sdtdatahash" xmlns:w16sdtfl="http://schemas.microsoft.com/office/word/2024/wordml/sdtformatlock" xmlns:w16se="http://schemas.microsoft.com/office/word/2015/wordml/symex" xmlns:w16du="http://schemas.microsoft.com/office/word/2023/wordml/word16du" xmlns:wne="http://schemas.microsoft.com/office/word/2006/wordml" mc:Ignorable="w14 w15 w16se w16cid w16 w16cex w16sdtdh w16sdtfl w16du wp14">
+<w:footnotes xmlns:wpc="http://schemas.microsoft.com/office/word/2010/wordprocessingCanvas" xmlns:cx="http://schemas.microsoft.com/office/drawing/2014/chartex" xmlns:cx1="http://schemas.microsoft.com/office/drawing/2015/9/8/chartex" xmlns:cx2="http://schemas.microsoft.com/office/drawing/2015/10/21/chartex" xmlns:cx3="http://schemas.microsoft.com/office/drawing/2016/5/9/chartex" xmlns:cx4="http://schemas.microsoft.com/office/drawing/2016/5/10/chartex" xmlns:cx5="http://schemas.microsoft.com/office/drawing/2016/5/11/chartex" xmlns:cx6="http://schemas.microsoft.com/office/drawing/2016/5/12/chartex" xmlns:cx7="http://schemas.microsoft.com/office/drawing/2016/5/13/chartex" xmlns:cx8="http://schemas.microsoft.com/office/drawing/2016/5/14/chartex" xmlns:mc="http://schemas.openxmlformats.org/markup-compatibility/2006" xmlns:m="http://schemas.openxmlformats.org/officeDocument/2006/math" xmlns:aink="http://schemas.microsoft.com/office/drawing/2016/ink" xmlns:am3d="http://schemas.microsoft.com/office/drawing/2017/model3d" xmlns:oel="http://schemas.microsoft.com/office/2019/extlst" xmlns:r="http://schemas.openxmlformats.org/officeDocument/2006/relationships" xmlns:wp14="http://schemas.microsoft.com/office/word/2010/wordprocessingDrawing" xmlns:wp="http://schemas.openxmlformats.org/drawingml/2006/wordprocessingDrawing" xmlns:wpg="http://schemas.microsoft.com/office/word/2010/wordprocessingGroup" xmlns:wpi="http://schemas.microsoft.com/office/word/2010/wordprocessingInk" xmlns:wps="http://schemas.microsoft.com/office/word/2010/wordprocessingShape" xmlns:o="urn:schemas-microsoft-com:office:office" xmlns:v="urn:schemas-microsoft-com:vml" xmlns:w10="urn:schemas-microsoft-com:office:word" xmlns:w="http://schemas.openxmlformats.org/wordprocessingml/2006/main" xmlns:w14="http://schemas.microsoft.com/office/word/2010/wordml" xmlns:w15="http://schemas.microsoft.com/office/word/2012/wordml" xmlns:w16cex="http://schemas.microsoft.com/office/word/2018/wordml/cex" xmlns:w16cid="http://schemas.microsoft.com/office/word/2016/wordml/cid" xmlns:w16="http://schemas.microsoft.com/office/word/2018/wordml" xmlns:w16sdtdh="http://schemas.microsoft.com/office/word/2020/wordml/sdtdatahash" xmlns:w16sdtfl="http://schemas.microsoft.com/office/word/2024/wordml/sdtformatlock" xmlns:w16se="http://schemas.microsoft.com/office/word/2015/wordml/symex" xmlns:w16du="http://schemas.microsoft.com/office/word/2023/wordml/word16du" xmlns:wne="http://schemas.microsoft.com/office/word/2006/wordml" mc:Ignorable="w14 w15 w16se w16cid w16 w16cex w16sdtdh w16sdtfl w16du wp14">
   <w:footnote w:type="separator" w:id="-1">
     <w:p>
       <w:pPr>
@@ -1889,7 +2383,7 @@
 </file>
 
 <file path=word/numbering.xml><?xml version="1.0" encoding="utf-8"?>
-<w:numbering xmlns:wpc="http://schemas.microsoft.com/office/word/2010/wordprocessingCanvas" xmlns:cx="http://schemas.microsoft.com/office/drawing/2014/chartex" xmlns:cx1="http://schemas.microsoft.com/office/drawing/2015/9/8/chartex" xmlns:cx2="http://schemas.microsoft.com/office/drawing/2015/10/21/chartex" xmlns:cx3="http://schemas.microsoft.com/office/drawing/2016/5/9/chartex" xmlns:cx4="http://schemas.microsoft.com/office/drawing/2016/5/10/chartex" xmlns:cx5="http://schemas.microsoft.com/office/drawing/2016/5/11/chartex" xmlns:cx6="http://schemas.microsoft.com/office/drawing/2016/5/12/chartex" xmlns:cx7="http://schemas.microsoft.com/office/drawing/2016/5/13/chartex" xmlns:cx8="http://schemas.microsoft.com/office/drawing/2016/5/14/chartex" xmlns:mc="http://schemas.openxmlformats.org/markup-compatibility/2006" xmlns:m="http://schemas.openxmlformats.org/officeDocument/2006/math" xmlns:aink="http://schemas.microsoft.com/office/drawing/2016/ink" xmlns:am3d="http://schemas.microsoft.com/office/drawing/2017/model3d" xmlns:oel="http://schemas.microsoft.com/office/2019/extlst" xmlns:r="http://schemas.openxmlformats.org/officeDocument/2006/relationships" xmlns:wp14="http://schemas.microsoft.com/office/word/2010/wordprocessingDrawing" xmlns:wp="http://schemas.openxmlformats.org/drawingml/2006/wordprocessingDrawing" xmlns:wpg="http://schemas.microsoft.com/office/word/2010/wordprocessingGroup" xmlns:wpi="http://schemas.microsoft.com/office/word/2010/wordprocessingInk" xmlns:wps="http://schemas.microsoft.com/office/word/2010/wordprocessingShape" xmlns:o="urn:schemas-microsoft-com:office:office" xmlns:v="urn:schemas-microsoft-com:vml" xmlns:w10="urn:schemas-microsoft-com:office:word" xmlns:w="http://schemas.openxmlformats.org/wordprocessingml/2006/main" xmlns:w14="http://schemas.microsoft.com/office/word/2010/wordml" xmlns:w15="http://schemas.microsoft.com/office/word/2012/wordml" xmlns:w16cei="http://schemas.microsoft.com/office/word/2026/wordml/cei" xmlns:w16cex="http://schemas.microsoft.com/office/word/2018/wordml/cex" xmlns:w16cid="http://schemas.microsoft.com/office/word/2016/wordml/cid" xmlns:w16="http://schemas.microsoft.com/office/word/2018/wordml" xmlns:w16sdtdh="http://schemas.microsoft.com/office/word/2020/wordml/sdtdatahash" xmlns:w16sdtfl="http://schemas.microsoft.com/office/word/2024/wordml/sdtformatlock" xmlns:w16se="http://schemas.microsoft.com/office/word/2015/wordml/symex" xmlns:w16du="http://schemas.microsoft.com/office/word/2023/wordml/word16du" xmlns:wne="http://schemas.microsoft.com/office/word/2006/wordml" mc:Ignorable="w14 w15 w16se w16cid w16 w16cex w16sdtdh w16sdtfl w16du wp14">
+<w:numbering xmlns:wpc="http://schemas.microsoft.com/office/word/2010/wordprocessingCanvas" xmlns:cx="http://schemas.microsoft.com/office/drawing/2014/chartex" xmlns:cx1="http://schemas.microsoft.com/office/drawing/2015/9/8/chartex" xmlns:cx2="http://schemas.microsoft.com/office/drawing/2015/10/21/chartex" xmlns:cx3="http://schemas.microsoft.com/office/drawing/2016/5/9/chartex" xmlns:cx4="http://schemas.microsoft.com/office/drawing/2016/5/10/chartex" xmlns:cx5="http://schemas.microsoft.com/office/drawing/2016/5/11/chartex" xmlns:cx6="http://schemas.microsoft.com/office/drawing/2016/5/12/chartex" xmlns:cx7="http://schemas.microsoft.com/office/drawing/2016/5/13/chartex" xmlns:cx8="http://schemas.microsoft.com/office/drawing/2016/5/14/chartex" xmlns:mc="http://schemas.openxmlformats.org/markup-compatibility/2006" xmlns:m="http://schemas.openxmlformats.org/officeDocument/2006/math" xmlns:aink="http://schemas.microsoft.com/office/drawing/2016/ink" xmlns:am3d="http://schemas.microsoft.com/office/drawing/2017/model3d" xmlns:oel="http://schemas.microsoft.com/office/2019/extlst" xmlns:r="http://schemas.openxmlformats.org/officeDocument/2006/relationships" xmlns:wp14="http://schemas.microsoft.com/office/word/2010/wordprocessingDrawing" xmlns:wp="http://schemas.openxmlformats.org/drawingml/2006/wordprocessingDrawing" xmlns:wpg="http://schemas.microsoft.com/office/word/2010/wordprocessingGroup" xmlns:wpi="http://schemas.microsoft.com/office/word/2010/wordprocessingInk" xmlns:wps="http://schemas.microsoft.com/office/word/2010/wordprocessingShape" xmlns:o="urn:schemas-microsoft-com:office:office" xmlns:v="urn:schemas-microsoft-com:vml" xmlns:w10="urn:schemas-microsoft-com:office:word" xmlns:w="http://schemas.openxmlformats.org/wordprocessingml/2006/main" xmlns:w14="http://schemas.microsoft.com/office/word/2010/wordml" xmlns:w15="http://schemas.microsoft.com/office/word/2012/wordml" xmlns:w16cex="http://schemas.microsoft.com/office/word/2018/wordml/cex" xmlns:w16cid="http://schemas.microsoft.com/office/word/2016/wordml/cid" xmlns:w16="http://schemas.microsoft.com/office/word/2018/wordml" xmlns:w16sdtdh="http://schemas.microsoft.com/office/word/2020/wordml/sdtdatahash" xmlns:w16sdtfl="http://schemas.microsoft.com/office/word/2024/wordml/sdtformatlock" xmlns:w16se="http://schemas.microsoft.com/office/word/2015/wordml/symex" xmlns:w16du="http://schemas.microsoft.com/office/word/2023/wordml/word16du" xmlns:wne="http://schemas.microsoft.com/office/word/2006/wordml" mc:Ignorable="w14 w15 w16se w16cid w16 w16cex w16sdtdh w16sdtfl w16du wp14">
   <w:abstractNum w:abstractNumId="0" w15:restartNumberingAfterBreak="0">
     <w:nsid w:val="0E0E67F6"/>
     <w:multiLevelType w:val="hybridMultilevel"/>
@@ -2682,8 +3176,8 @@
   <w:abstractNum w:abstractNumId="7" w15:restartNumberingAfterBreak="0">
     <w:nsid w:val="5E0D65D6"/>
     <w:multiLevelType w:val="hybridMultilevel"/>
-    <w:tmpl w:val="9698B030"/>
-    <w:lvl w:ilvl="0" w:tplc="04090001">
+    <w:tmpl w:val="1A98B37A"/>
+    <w:lvl w:ilvl="0" w:tplc="EB5A5D7E">
       <w:start w:val="1"/>
       <w:numFmt w:val="bullet"/>
       <w:lvlText w:val=""/>
@@ -2693,6 +3187,8 @@
       </w:pPr>
       <w:rPr>
         <w:rFonts w:ascii="Symbol" w:hAnsi="Symbol" w:hint="default"/>
+        <w:sz w:val="18"/>
+        <w:szCs w:val="18"/>
       </w:rPr>
     </w:lvl>
     <w:lvl w:ilvl="1" w:tplc="04090003">
@@ -2906,10 +3402,123 @@
     </w:lvl>
   </w:abstractNum>
   <w:abstractNum w:abstractNumId="9" w15:restartNumberingAfterBreak="0">
+    <w:nsid w:val="73635DE5"/>
+    <w:multiLevelType w:val="hybridMultilevel"/>
+    <w:tmpl w:val="18F00EBA"/>
+    <w:lvl w:ilvl="0" w:tplc="04090001">
+      <w:start w:val="1"/>
+      <w:numFmt w:val="bullet"/>
+      <w:lvlText w:val=""/>
+      <w:lvlJc w:val="left"/>
+      <w:pPr>
+        <w:ind w:left="720" w:hanging="360"/>
+      </w:pPr>
+      <w:rPr>
+        <w:rFonts w:ascii="Symbol" w:hAnsi="Symbol" w:hint="default"/>
+      </w:rPr>
+    </w:lvl>
+    <w:lvl w:ilvl="1" w:tplc="04090003" w:tentative="1">
+      <w:start w:val="1"/>
+      <w:numFmt w:val="bullet"/>
+      <w:lvlText w:val="o"/>
+      <w:lvlJc w:val="left"/>
+      <w:pPr>
+        <w:ind w:left="1440" w:hanging="360"/>
+      </w:pPr>
+      <w:rPr>
+        <w:rFonts w:ascii="Courier New" w:hAnsi="Courier New" w:cs="Courier New" w:hint="default"/>
+      </w:rPr>
+    </w:lvl>
+    <w:lvl w:ilvl="2" w:tplc="04090005" w:tentative="1">
+      <w:start w:val="1"/>
+      <w:numFmt w:val="bullet"/>
+      <w:lvlText w:val=""/>
+      <w:lvlJc w:val="left"/>
+      <w:pPr>
+        <w:ind w:left="2160" w:hanging="360"/>
+      </w:pPr>
+      <w:rPr>
+        <w:rFonts w:ascii="Wingdings" w:hAnsi="Wingdings" w:hint="default"/>
+      </w:rPr>
+    </w:lvl>
+    <w:lvl w:ilvl="3" w:tplc="04090001" w:tentative="1">
+      <w:start w:val="1"/>
+      <w:numFmt w:val="bullet"/>
+      <w:lvlText w:val=""/>
+      <w:lvlJc w:val="left"/>
+      <w:pPr>
+        <w:ind w:left="2880" w:hanging="360"/>
+      </w:pPr>
+      <w:rPr>
+        <w:rFonts w:ascii="Symbol" w:hAnsi="Symbol" w:hint="default"/>
+      </w:rPr>
+    </w:lvl>
+    <w:lvl w:ilvl="4" w:tplc="04090003" w:tentative="1">
+      <w:start w:val="1"/>
+      <w:numFmt w:val="bullet"/>
+      <w:lvlText w:val="o"/>
+      <w:lvlJc w:val="left"/>
+      <w:pPr>
+        <w:ind w:left="3600" w:hanging="360"/>
+      </w:pPr>
+      <w:rPr>
+        <w:rFonts w:ascii="Courier New" w:hAnsi="Courier New" w:cs="Courier New" w:hint="default"/>
+      </w:rPr>
+    </w:lvl>
+    <w:lvl w:ilvl="5" w:tplc="04090005" w:tentative="1">
+      <w:start w:val="1"/>
+      <w:numFmt w:val="bullet"/>
+      <w:lvlText w:val=""/>
+      <w:lvlJc w:val="left"/>
+      <w:pPr>
+        <w:ind w:left="4320" w:hanging="360"/>
+      </w:pPr>
+      <w:rPr>
+        <w:rFonts w:ascii="Wingdings" w:hAnsi="Wingdings" w:hint="default"/>
+      </w:rPr>
+    </w:lvl>
+    <w:lvl w:ilvl="6" w:tplc="04090001" w:tentative="1">
+      <w:start w:val="1"/>
+      <w:numFmt w:val="bullet"/>
+      <w:lvlText w:val=""/>
+      <w:lvlJc w:val="left"/>
+      <w:pPr>
+        <w:ind w:left="5040" w:hanging="360"/>
+      </w:pPr>
+      <w:rPr>
+        <w:rFonts w:ascii="Symbol" w:hAnsi="Symbol" w:hint="default"/>
+      </w:rPr>
+    </w:lvl>
+    <w:lvl w:ilvl="7" w:tplc="04090003" w:tentative="1">
+      <w:start w:val="1"/>
+      <w:numFmt w:val="bullet"/>
+      <w:lvlText w:val="o"/>
+      <w:lvlJc w:val="left"/>
+      <w:pPr>
+        <w:ind w:left="5760" w:hanging="360"/>
+      </w:pPr>
+      <w:rPr>
+        <w:rFonts w:ascii="Courier New" w:hAnsi="Courier New" w:cs="Courier New" w:hint="default"/>
+      </w:rPr>
+    </w:lvl>
+    <w:lvl w:ilvl="8" w:tplc="04090005" w:tentative="1">
+      <w:start w:val="1"/>
+      <w:numFmt w:val="bullet"/>
+      <w:lvlText w:val=""/>
+      <w:lvlJc w:val="left"/>
+      <w:pPr>
+        <w:ind w:left="6480" w:hanging="360"/>
+      </w:pPr>
+      <w:rPr>
+        <w:rFonts w:ascii="Wingdings" w:hAnsi="Wingdings" w:hint="default"/>
+      </w:rPr>
+    </w:lvl>
+  </w:abstractNum>
+  <w:abstractNum w:abstractNumId="10" w15:restartNumberingAfterBreak="0">
     <w:nsid w:val="76224A95"/>
     <w:multiLevelType w:val="hybridMultilevel"/>
-    <w:tmpl w:val="9518558A"/>
-    <w:lvl w:ilvl="0" w:tplc="04090001">
+    <w:tmpl w:val="BCD6DD06"/>
+    <w:lvl w:ilvl="0" w:tplc="E8664E92">
       <w:start w:val="1"/>
       <w:numFmt w:val="bullet"/>
       <w:lvlText w:val=""/>
@@ -2919,6 +3528,8 @@
       </w:pPr>
       <w:rPr>
         <w:rFonts w:ascii="Symbol" w:hAnsi="Symbol" w:hint="default"/>
+        <w:sz w:val="18"/>
+        <w:szCs w:val="18"/>
       </w:rPr>
     </w:lvl>
     <w:lvl w:ilvl="1" w:tplc="04090003" w:tentative="1">
@@ -3018,7 +3629,7 @@
       </w:rPr>
     </w:lvl>
   </w:abstractNum>
-  <w:abstractNum w:abstractNumId="10" w15:restartNumberingAfterBreak="0">
+  <w:abstractNum w:abstractNumId="11" w15:restartNumberingAfterBreak="0">
     <w:nsid w:val="76A31B6B"/>
     <w:multiLevelType w:val="hybridMultilevel"/>
     <w:tmpl w:val="2158956C"/>
@@ -3131,7 +3742,7 @@
       </w:rPr>
     </w:lvl>
   </w:abstractNum>
-  <w:abstractNum w:abstractNumId="11" w15:restartNumberingAfterBreak="0">
+  <w:abstractNum w:abstractNumId="12" w15:restartNumberingAfterBreak="0">
     <w:nsid w:val="7F6762C3"/>
     <w:multiLevelType w:val="hybridMultilevel"/>
     <w:tmpl w:val="5EC04186"/>
@@ -3263,10 +3874,10 @@
     <w:abstractNumId w:val="0"/>
   </w:num>
   <w:num w:numId="7" w16cid:durableId="1515223908">
-    <w:abstractNumId w:val="10"/>
+    <w:abstractNumId w:val="11"/>
   </w:num>
   <w:num w:numId="8" w16cid:durableId="998145886">
-    <w:abstractNumId w:val="11"/>
+    <w:abstractNumId w:val="12"/>
   </w:num>
   <w:num w:numId="9" w16cid:durableId="764691880">
     <w:abstractNumId w:val="4"/>
@@ -3278,6 +3889,9 @@
     <w:abstractNumId w:val="8"/>
   </w:num>
   <w:num w:numId="12" w16cid:durableId="1548836379">
+    <w:abstractNumId w:val="10"/>
+  </w:num>
+  <w:num w:numId="13" w16cid:durableId="684677197">
     <w:abstractNumId w:val="9"/>
   </w:num>
 </w:numbering>
